--- a/docs/Esquema apostila de sociologia.docx
+++ b/docs/Esquema apostila de sociologia.docx
@@ -827,13 +827,7 @@
         </w:numPr>
       </w:pPr>
       <w:r>
-        <w:t>Movimento feminista e conquistas das</w:t>
-      </w:r>
-      <w:r>
-        <w:t xml:space="preserve"> </w:t>
-      </w:r>
-      <w:r>
-        <w:t>mulheres</w:t>
+        <w:t>Movimento feminista e conquistas das mulheres</w:t>
       </w:r>
     </w:p>
     <w:p>
@@ -857,13 +851,7 @@
         </w:numPr>
       </w:pPr>
       <w:r>
-        <w:t>Teoria feminista: Judith Butler, Nancy</w:t>
-      </w:r>
-      <w:r>
-        <w:t xml:space="preserve"> </w:t>
-      </w:r>
-      <w:r>
-        <w:t>Fraser e feminismo negro</w:t>
+        <w:t>Teoria feminista: Judith Butler, Nancy Fraser e feminismo negro</w:t>
       </w:r>
     </w:p>
     <w:p/>
@@ -1427,13 +1415,7 @@
         </w:numPr>
       </w:pPr>
       <w:r>
-        <w:t>Desigualdade e segregação no mundo</w:t>
-      </w:r>
-      <w:r>
-        <w:t xml:space="preserve"> </w:t>
-      </w:r>
-      <w:r>
-        <w:t>pré-capitalista</w:t>
+        <w:t>Desigualdade e segregação no mundo pré-capitalista</w:t>
       </w:r>
     </w:p>
     <w:p>
@@ -1481,13 +1463,7 @@
         </w:numPr>
       </w:pPr>
       <w:r>
-        <w:t>Mobilidade social: estamentos, classes e</w:t>
-      </w:r>
-      <w:r>
-        <w:t xml:space="preserve"> </w:t>
-      </w:r>
-      <w:r>
-        <w:t>castas</w:t>
+        <w:t>Mobilidade social: estamentos, classes e castas</w:t>
       </w:r>
     </w:p>
     <w:p>
@@ -1499,13 +1475,7 @@
         </w:numPr>
       </w:pPr>
       <w:r>
-        <w:t>Políticas de inclusão e distribuição da</w:t>
-      </w:r>
-      <w:r>
-        <w:t xml:space="preserve"> </w:t>
-      </w:r>
-      <w:r>
-        <w:t>riqueza</w:t>
+        <w:t>Políticas de inclusão e distribuição da riqueza</w:t>
       </w:r>
     </w:p>
     <w:p/>
@@ -1535,13 +1505,7 @@
         </w:numPr>
       </w:pPr>
       <w:r>
-        <w:t>Panorama da concentração de renda</w:t>
-      </w:r>
-      <w:r>
-        <w:t xml:space="preserve"> </w:t>
-      </w:r>
-      <w:r>
-        <w:t>no Brasil</w:t>
+        <w:t>Panorama da concentração de renda no Brasil</w:t>
       </w:r>
     </w:p>
     <w:p>
@@ -1553,13 +1517,7 @@
         </w:numPr>
       </w:pPr>
       <w:r>
-        <w:t>Definições e dimensões da pobreza e</w:t>
-      </w:r>
-      <w:r>
-        <w:t xml:space="preserve"> </w:t>
-      </w:r>
-      <w:r>
-        <w:t>da miséria</w:t>
+        <w:t>Definições e dimensões da pobreza e da miséria</w:t>
       </w:r>
     </w:p>
     <w:p>
@@ -1611,69 +1569,933 @@
         </w:numPr>
       </w:pPr>
       <w:r>
-        <w:t>Movimentos migratórios na formação da</w:t>
+        <w:t>Movimentos migratórios na formação da sociedade brasileira</w:t>
+      </w:r>
+    </w:p>
+    <w:p>
+      <w:pPr>
+        <w:pStyle w:val="PargrafodaLista"/>
+        <w:numPr>
+          <w:ilvl w:val="0"/>
+          <w:numId w:val="23"/>
+        </w:numPr>
+      </w:pPr>
+      <w:r>
+        <w:t>Deslocamentos entre o Norte e o Sul: dinâmicas globais de trabalho e lazer</w:t>
+      </w:r>
+    </w:p>
+    <w:p>
+      <w:pPr>
+        <w:pStyle w:val="PargrafodaLista"/>
+        <w:numPr>
+          <w:ilvl w:val="0"/>
+          <w:numId w:val="23"/>
+        </w:numPr>
+      </w:pPr>
+      <w:r>
+        <w:t>Deslocamentos forçados: exilados e refugiados</w:t>
+      </w:r>
+    </w:p>
+    <w:p>
+      <w:pPr>
+        <w:pStyle w:val="PargrafodaLista"/>
+        <w:numPr>
+          <w:ilvl w:val="0"/>
+          <w:numId w:val="23"/>
+        </w:numPr>
+      </w:pPr>
+      <w:r>
+        <w:t>O lugar do estrangeiro: direitos, assimilação e xenofobia</w:t>
+      </w:r>
+    </w:p>
+    <w:p>
+      <w:pPr>
+        <w:pStyle w:val="NormalWeb"/>
+      </w:pPr>
+      <w:r>
+        <w:rPr>
+          <w:b/>
+          <w:bCs/>
+        </w:rPr>
+        <w:t>SOCIOLOGIA / Poder e dominação</w:t>
       </w:r>
       <w:r>
         <w:t xml:space="preserve"> </w:t>
       </w:r>
-      <w:r>
-        <w:t>sociedade brasileira</w:t>
-      </w:r>
-    </w:p>
-    <w:p>
-      <w:pPr>
-        <w:pStyle w:val="PargrafodaLista"/>
+    </w:p>
+    <w:p>
+      <w:pPr>
+        <w:pStyle w:val="NormalWeb"/>
         <w:numPr>
           <w:ilvl w:val="0"/>
           <w:numId w:val="23"/>
         </w:numPr>
       </w:pPr>
       <w:r>
-        <w:t>Deslocamentos entre o Norte e o Sul:</w:t>
+        <w:t>Definição de poder</w:t>
+      </w:r>
+    </w:p>
+    <w:p>
+      <w:pPr>
+        <w:pStyle w:val="NormalWeb"/>
+        <w:numPr>
+          <w:ilvl w:val="0"/>
+          <w:numId w:val="23"/>
+        </w:numPr>
+      </w:pPr>
+      <w:r>
+        <w:t>Poder religioso, econômico e político</w:t>
+      </w:r>
+    </w:p>
+    <w:p>
+      <w:pPr>
+        <w:pStyle w:val="NormalWeb"/>
+        <w:numPr>
+          <w:ilvl w:val="0"/>
+          <w:numId w:val="23"/>
+        </w:numPr>
+      </w:pPr>
+      <w:r>
+        <w:t>Poder e formas de dominação: Weber</w:t>
+      </w:r>
+    </w:p>
+    <w:p>
+      <w:pPr>
+        <w:pStyle w:val="NormalWeb"/>
+        <w:numPr>
+          <w:ilvl w:val="0"/>
+          <w:numId w:val="23"/>
+        </w:numPr>
+      </w:pPr>
+      <w:r>
+        <w:t>Poder e elite: Michels</w:t>
+      </w:r>
+    </w:p>
+    <w:p>
+      <w:pPr>
+        <w:pStyle w:val="NormalWeb"/>
+        <w:numPr>
+          <w:ilvl w:val="0"/>
+          <w:numId w:val="23"/>
+        </w:numPr>
+      </w:pPr>
+      <w:r>
+        <w:t>Teorias contemporâneas</w:t>
+      </w:r>
+      <w:r>
+        <w:t xml:space="preserve"> sobre poder</w:t>
+      </w:r>
+      <w:r>
+        <w:t xml:space="preserve">: Foucault e Bourdieu </w:t>
+      </w:r>
+    </w:p>
+    <w:p>
+      <w:pPr>
+        <w:pStyle w:val="NormalWeb"/>
+        <w:ind w:left="720"/>
+      </w:pPr>
+    </w:p>
+    <w:p>
+      <w:pPr>
+        <w:pStyle w:val="NormalWeb"/>
+      </w:pPr>
+      <w:r>
+        <w:rPr>
+          <w:b/>
+          <w:bCs/>
+        </w:rPr>
+        <w:t>SOCIOLOGIA / Estado, governo e democracia</w:t>
+      </w:r>
+    </w:p>
+    <w:p>
+      <w:pPr>
+        <w:pStyle w:val="NormalWeb"/>
+        <w:numPr>
+          <w:ilvl w:val="0"/>
+          <w:numId w:val="24"/>
+        </w:numPr>
+      </w:pPr>
+      <w:r>
+        <w:t>Estado moderno e uso legítimo do poder</w:t>
+      </w:r>
+    </w:p>
+    <w:p>
+      <w:pPr>
+        <w:pStyle w:val="NormalWeb"/>
+        <w:numPr>
+          <w:ilvl w:val="0"/>
+          <w:numId w:val="24"/>
+        </w:numPr>
+      </w:pPr>
+      <w:r>
+        <w:t>Democracia ao longo da história</w:t>
+      </w:r>
+    </w:p>
+    <w:p>
+      <w:pPr>
+        <w:pStyle w:val="NormalWeb"/>
+        <w:numPr>
+          <w:ilvl w:val="0"/>
+          <w:numId w:val="24"/>
+        </w:numPr>
+      </w:pPr>
+      <w:r>
+        <w:t>Conceitos de Estado e governo</w:t>
+      </w:r>
+    </w:p>
+    <w:p>
+      <w:pPr>
+        <w:pStyle w:val="NormalWeb"/>
+        <w:numPr>
+          <w:ilvl w:val="0"/>
+          <w:numId w:val="24"/>
+        </w:numPr>
+      </w:pPr>
+      <w:r>
+        <w:t>Estado, sociedade civil e autoritarismo</w:t>
+      </w:r>
+    </w:p>
+    <w:p>
+      <w:pPr>
+        <w:pStyle w:val="NormalWeb"/>
+        <w:rPr>
+          <w:b/>
+          <w:bCs/>
+        </w:rPr>
+      </w:pPr>
+    </w:p>
+    <w:p>
+      <w:pPr>
+        <w:pStyle w:val="NormalWeb"/>
+      </w:pPr>
+      <w:r>
+        <w:rPr>
+          <w:b/>
+          <w:bCs/>
+        </w:rPr>
+        <w:t>SOCIOLOGIA / Sistema político brasileiro</w:t>
       </w:r>
       <w:r>
         <w:t xml:space="preserve"> </w:t>
       </w:r>
-      <w:r>
-        <w:t>dinâmicas globais de trabalho e lazer</w:t>
-      </w:r>
-    </w:p>
-    <w:p>
-      <w:pPr>
-        <w:pStyle w:val="PargrafodaLista"/>
+    </w:p>
+    <w:p>
+      <w:pPr>
+        <w:pStyle w:val="NormalWeb"/>
+        <w:numPr>
+          <w:ilvl w:val="0"/>
+          <w:numId w:val="25"/>
+        </w:numPr>
+      </w:pPr>
+      <w:r>
+        <w:t>Estrutura do Estado brasileiro e atribuições dos três poderes</w:t>
+      </w:r>
+    </w:p>
+    <w:p>
+      <w:pPr>
+        <w:pStyle w:val="NormalWeb"/>
+        <w:numPr>
+          <w:ilvl w:val="0"/>
+          <w:numId w:val="25"/>
+        </w:numPr>
+      </w:pPr>
+      <w:r>
+        <w:t>Federalismo e processos decisórios</w:t>
+      </w:r>
+    </w:p>
+    <w:p>
+      <w:pPr>
+        <w:pStyle w:val="NormalWeb"/>
+        <w:numPr>
+          <w:ilvl w:val="0"/>
+          <w:numId w:val="25"/>
+        </w:numPr>
+      </w:pPr>
+      <w:r>
+        <w:t>Democracia representativa e participativa</w:t>
+      </w:r>
+    </w:p>
+    <w:p>
+      <w:pPr>
+        <w:pStyle w:val="NormalWeb"/>
+        <w:numPr>
+          <w:ilvl w:val="0"/>
+          <w:numId w:val="25"/>
+        </w:numPr>
+      </w:pPr>
+      <w:r>
+        <w:t xml:space="preserve">Partidos políticos Processo eleitoral e direitos políticos </w:t>
+      </w:r>
+    </w:p>
+    <w:p>
+      <w:pPr>
+        <w:pStyle w:val="NormalWeb"/>
+      </w:pPr>
+      <w:r>
+        <w:rPr>
+          <w:b/>
+          <w:bCs/>
+        </w:rPr>
+        <w:t>SOCIOLOGIA / Justiça, punição e controle social</w:t>
+      </w:r>
+      <w:r>
+        <w:t xml:space="preserve"> </w:t>
+      </w:r>
+    </w:p>
+    <w:p>
+      <w:pPr>
+        <w:pStyle w:val="NormalWeb"/>
+        <w:numPr>
+          <w:ilvl w:val="0"/>
+          <w:numId w:val="26"/>
+        </w:numPr>
+      </w:pPr>
+      <w:r>
+        <w:t>Monopólio da violência legítima: Weber</w:t>
+      </w:r>
+    </w:p>
+    <w:p>
+      <w:pPr>
+        <w:pStyle w:val="NormalWeb"/>
+        <w:numPr>
+          <w:ilvl w:val="0"/>
+          <w:numId w:val="26"/>
+        </w:numPr>
+      </w:pPr>
+      <w:r>
+        <w:t>Concepções de lícito e ilícito, legal e ilegal</w:t>
+      </w:r>
+    </w:p>
+    <w:p>
+      <w:pPr>
+        <w:pStyle w:val="NormalWeb"/>
+        <w:numPr>
+          <w:ilvl w:val="0"/>
+          <w:numId w:val="26"/>
+        </w:numPr>
+      </w:pPr>
+      <w:r>
+        <w:t>Punição e controle social: Becker</w:t>
+      </w:r>
+      <w:r>
+        <w:t>, Goffman</w:t>
+      </w:r>
+      <w:r>
+        <w:t xml:space="preserve"> e Foucault</w:t>
+      </w:r>
+    </w:p>
+    <w:p>
+      <w:pPr>
+        <w:pStyle w:val="NormalWeb"/>
+        <w:numPr>
+          <w:ilvl w:val="0"/>
+          <w:numId w:val="26"/>
+        </w:numPr>
+      </w:pPr>
+      <w:r>
+        <w:t>Estrutura e problemas do sistema judicial e prisional brasileiro</w:t>
+      </w:r>
+    </w:p>
+    <w:p>
+      <w:pPr>
+        <w:pStyle w:val="NormalWeb"/>
+      </w:pPr>
+      <w:r>
+        <w:rPr>
+          <w:b/>
+          <w:bCs/>
+        </w:rPr>
+        <w:lastRenderedPageBreak/>
+        <w:t>SOCIOLOGIA / Movimentos sociais e ação coletiva</w:t>
+      </w:r>
+      <w:r>
+        <w:t xml:space="preserve"> </w:t>
+      </w:r>
+    </w:p>
+    <w:p>
+      <w:pPr>
+        <w:pStyle w:val="NormalWeb"/>
+        <w:numPr>
+          <w:ilvl w:val="0"/>
+          <w:numId w:val="27"/>
+        </w:numPr>
+      </w:pPr>
+      <w:r>
+        <w:t>Mobilizações coletivas</w:t>
+      </w:r>
+    </w:p>
+    <w:p>
+      <w:pPr>
+        <w:pStyle w:val="NormalWeb"/>
+        <w:numPr>
+          <w:ilvl w:val="0"/>
+          <w:numId w:val="27"/>
+        </w:numPr>
+      </w:pPr>
+      <w:r>
+        <w:t>Constituição do Estado moderno e luta por direitos</w:t>
+      </w:r>
+    </w:p>
+    <w:p>
+      <w:pPr>
+        <w:pStyle w:val="NormalWeb"/>
+        <w:numPr>
+          <w:ilvl w:val="0"/>
+          <w:numId w:val="27"/>
+        </w:numPr>
+      </w:pPr>
+      <w:r>
+        <w:t>Movimentos sociais pós-guerra Movimentos sociais no Brasil do pós-guerra aos anos 1990</w:t>
+      </w:r>
+    </w:p>
+    <w:p>
+      <w:pPr>
+        <w:pStyle w:val="NormalWeb"/>
+        <w:rPr>
+          <w:b/>
+          <w:bCs/>
+        </w:rPr>
+      </w:pPr>
+    </w:p>
+    <w:p>
+      <w:pPr>
+        <w:pStyle w:val="NormalWeb"/>
+      </w:pPr>
+      <w:r>
+        <w:rPr>
+          <w:b/>
+          <w:bCs/>
+        </w:rPr>
+        <w:t>SOCIOLOGIA / Formas contemporâneas de mobilização</w:t>
+      </w:r>
+      <w:r>
+        <w:t xml:space="preserve"> </w:t>
+      </w:r>
+    </w:p>
+    <w:p>
+      <w:pPr>
+        <w:pStyle w:val="NormalWeb"/>
         <w:numPr>
           <w:ilvl w:val="0"/>
           <w:numId w:val="23"/>
         </w:numPr>
       </w:pPr>
       <w:r>
-        <w:t>Deslocamentos forçados: exilados e</w:t>
+        <w:t>Movimentos sociais pós-11 de setembro</w:t>
+      </w:r>
+    </w:p>
+    <w:p>
+      <w:pPr>
+        <w:pStyle w:val="NormalWeb"/>
+        <w:numPr>
+          <w:ilvl w:val="0"/>
+          <w:numId w:val="23"/>
+        </w:numPr>
+      </w:pPr>
+      <w:r>
+        <w:t>Atualidade dos movimentos tradicionais</w:t>
+      </w:r>
+    </w:p>
+    <w:p>
+      <w:pPr>
+        <w:pStyle w:val="NormalWeb"/>
+        <w:numPr>
+          <w:ilvl w:val="0"/>
+          <w:numId w:val="23"/>
+        </w:numPr>
+      </w:pPr>
+      <w:r>
+        <w:t xml:space="preserve">Movimentos antiglobalistas e </w:t>
+      </w:r>
+      <w:proofErr w:type="spellStart"/>
+      <w:r>
+        <w:t>alterglobalistas</w:t>
+      </w:r>
+      <w:proofErr w:type="spellEnd"/>
+    </w:p>
+    <w:p>
+      <w:pPr>
+        <w:pStyle w:val="NormalWeb"/>
+        <w:numPr>
+          <w:ilvl w:val="0"/>
+          <w:numId w:val="23"/>
+        </w:numPr>
+      </w:pPr>
+      <w:r>
+        <w:t>Novos e velhos terrorismos</w:t>
+      </w:r>
+    </w:p>
+    <w:p>
+      <w:pPr>
+        <w:pStyle w:val="NormalWeb"/>
+        <w:numPr>
+          <w:ilvl w:val="0"/>
+          <w:numId w:val="23"/>
+        </w:numPr>
+      </w:pPr>
+      <w:r>
+        <w:t>Ativismos digitais, arte e política</w:t>
+      </w:r>
+    </w:p>
+    <w:p>
+      <w:pPr>
+        <w:pStyle w:val="NormalWeb"/>
+        <w:numPr>
+          <w:ilvl w:val="0"/>
+          <w:numId w:val="23"/>
+        </w:numPr>
+      </w:pPr>
+      <w:r>
+        <w:t>Primavera Árabe e protestos de 2013 no Brasil</w:t>
+      </w:r>
+    </w:p>
+    <w:p>
+      <w:pPr>
+        <w:pStyle w:val="NormalWeb"/>
+        <w:rPr>
+          <w:b/>
+          <w:bCs/>
+        </w:rPr>
+      </w:pPr>
+    </w:p>
+    <w:p>
+      <w:pPr>
+        <w:pStyle w:val="NormalWeb"/>
+      </w:pPr>
+      <w:r>
+        <w:rPr>
+          <w:b/>
+          <w:bCs/>
+        </w:rPr>
+        <w:t>SOCIOLOGIA / Sociabilidades do mundo digital</w:t>
       </w:r>
       <w:r>
         <w:t xml:space="preserve"> </w:t>
       </w:r>
-      <w:r>
-        <w:t>refugiados</w:t>
-      </w:r>
-    </w:p>
-    <w:p>
-      <w:pPr>
-        <w:pStyle w:val="PargrafodaLista"/>
-        <w:numPr>
-          <w:ilvl w:val="0"/>
-          <w:numId w:val="23"/>
-        </w:numPr>
-      </w:pPr>
-      <w:r>
-        <w:t>O lugar do estrangeiro: direitos,</w:t>
+    </w:p>
+    <w:p>
+      <w:pPr>
+        <w:pStyle w:val="NormalWeb"/>
+        <w:numPr>
+          <w:ilvl w:val="0"/>
+          <w:numId w:val="28"/>
+        </w:numPr>
+        <w:rPr>
+          <w:rFonts w:ascii="Segoe UI Symbol" w:hAnsi="Segoe UI Symbol" w:cs="Segoe UI Symbol"/>
+        </w:rPr>
+      </w:pPr>
+      <w:r>
+        <w:t xml:space="preserve">Tecnologias digitais e redes sociais </w:t>
+      </w:r>
+    </w:p>
+    <w:p>
+      <w:pPr>
+        <w:pStyle w:val="NormalWeb"/>
+        <w:numPr>
+          <w:ilvl w:val="0"/>
+          <w:numId w:val="28"/>
+        </w:numPr>
+      </w:pPr>
+      <w:r>
+        <w:t>Conectividade e interatividade</w:t>
+      </w:r>
+    </w:p>
+    <w:p>
+      <w:pPr>
+        <w:pStyle w:val="NormalWeb"/>
+        <w:numPr>
+          <w:ilvl w:val="0"/>
+          <w:numId w:val="28"/>
+        </w:numPr>
+      </w:pPr>
+      <w:r>
+        <w:t>Cidadãos, consumidores e internautas</w:t>
+      </w:r>
+    </w:p>
+    <w:p>
+      <w:pPr>
+        <w:pStyle w:val="NormalWeb"/>
+        <w:numPr>
+          <w:ilvl w:val="0"/>
+          <w:numId w:val="28"/>
+        </w:numPr>
+      </w:pPr>
+      <w:r>
+        <w:t xml:space="preserve">Relações líquidas: </w:t>
+      </w:r>
+      <w:proofErr w:type="spellStart"/>
+      <w:r>
+        <w:t>Bauman</w:t>
+      </w:r>
+      <w:proofErr w:type="spellEnd"/>
+    </w:p>
+    <w:p>
+      <w:pPr>
+        <w:pStyle w:val="NormalWeb"/>
+        <w:numPr>
+          <w:ilvl w:val="0"/>
+          <w:numId w:val="28"/>
+        </w:numPr>
+      </w:pPr>
+      <w:r>
+        <w:t>Vigilância e liberdade na sociedade em rede: Castells</w:t>
+      </w:r>
+    </w:p>
+    <w:p>
+      <w:pPr>
+        <w:pStyle w:val="NormalWeb"/>
+      </w:pPr>
+    </w:p>
+    <w:p>
+      <w:pPr>
+        <w:pStyle w:val="NormalWeb"/>
+      </w:pPr>
+      <w:r>
+        <w:rPr>
+          <w:b/>
+          <w:bCs/>
+        </w:rPr>
+        <w:t>SOCIOLOGIA / Ciência e tecnologia</w:t>
       </w:r>
       <w:r>
         <w:t xml:space="preserve"> </w:t>
       </w:r>
-      <w:r>
-        <w:t>assimilação e xenofobia</w:t>
-      </w:r>
-    </w:p>
+    </w:p>
+    <w:p>
+      <w:pPr>
+        <w:pStyle w:val="NormalWeb"/>
+        <w:numPr>
+          <w:ilvl w:val="0"/>
+          <w:numId w:val="29"/>
+        </w:numPr>
+      </w:pPr>
+      <w:r>
+        <w:t>Racionalidade técnica: Weber</w:t>
+      </w:r>
+    </w:p>
+    <w:p>
+      <w:pPr>
+        <w:pStyle w:val="NormalWeb"/>
+        <w:numPr>
+          <w:ilvl w:val="0"/>
+          <w:numId w:val="29"/>
+        </w:numPr>
+      </w:pPr>
+      <w:r>
+        <w:t>O papel da ciência e da técnica na atualidade</w:t>
+      </w:r>
+    </w:p>
+    <w:p>
+      <w:pPr>
+        <w:pStyle w:val="NormalWeb"/>
+        <w:numPr>
+          <w:ilvl w:val="0"/>
+          <w:numId w:val="29"/>
+        </w:numPr>
+      </w:pPr>
+      <w:r>
+        <w:t>Os usos sociais da ciência: Bourdieu</w:t>
+      </w:r>
+    </w:p>
+    <w:p>
+      <w:pPr>
+        <w:pStyle w:val="NormalWeb"/>
+        <w:numPr>
+          <w:ilvl w:val="0"/>
+          <w:numId w:val="29"/>
+        </w:numPr>
+      </w:pPr>
+      <w:r>
+        <w:t>Limites éticos e políticos da pesquisa científica</w:t>
+      </w:r>
+    </w:p>
+    <w:p>
+      <w:pPr>
+        <w:pStyle w:val="NormalWeb"/>
+        <w:rPr>
+          <w:b/>
+          <w:bCs/>
+        </w:rPr>
+      </w:pPr>
+    </w:p>
+    <w:p>
+      <w:pPr>
+        <w:pStyle w:val="NormalWeb"/>
+      </w:pPr>
+      <w:r>
+        <w:rPr>
+          <w:b/>
+          <w:bCs/>
+        </w:rPr>
+        <w:t>SOCIOLOGIA / Consumo e estilos de vida</w:t>
+      </w:r>
+      <w:r>
+        <w:t xml:space="preserve"> </w:t>
+      </w:r>
+    </w:p>
+    <w:p>
+      <w:pPr>
+        <w:pStyle w:val="NormalWeb"/>
+        <w:numPr>
+          <w:ilvl w:val="0"/>
+          <w:numId w:val="31"/>
+        </w:numPr>
+      </w:pPr>
+      <w:r>
+        <w:t>O acesso aos bens e serviços na sociedade capitalista</w:t>
+      </w:r>
+    </w:p>
+    <w:p>
+      <w:pPr>
+        <w:pStyle w:val="NormalWeb"/>
+        <w:numPr>
+          <w:ilvl w:val="0"/>
+          <w:numId w:val="31"/>
+        </w:numPr>
+      </w:pPr>
+      <w:r>
+        <w:t>Práticas de consumo: identidade, distinção e exclusão</w:t>
+      </w:r>
+    </w:p>
+    <w:p>
+      <w:pPr>
+        <w:pStyle w:val="NormalWeb"/>
+        <w:numPr>
+          <w:ilvl w:val="0"/>
+          <w:numId w:val="31"/>
+        </w:numPr>
+      </w:pPr>
+      <w:r>
+        <w:t>Consumismo, desperdício e consumo consciente</w:t>
+      </w:r>
+    </w:p>
+    <w:p>
+      <w:pPr>
+        <w:pStyle w:val="NormalWeb"/>
+        <w:rPr>
+          <w:b/>
+          <w:bCs/>
+        </w:rPr>
+      </w:pPr>
+    </w:p>
+    <w:p>
+      <w:pPr>
+        <w:pStyle w:val="NormalWeb"/>
+        <w:rPr>
+          <w:b/>
+          <w:bCs/>
+        </w:rPr>
+      </w:pPr>
+    </w:p>
+    <w:p>
+      <w:pPr>
+        <w:pStyle w:val="NormalWeb"/>
+      </w:pPr>
+      <w:r>
+        <w:rPr>
+          <w:b/>
+          <w:bCs/>
+        </w:rPr>
+        <w:lastRenderedPageBreak/>
+        <w:t>SOCIOLOGIA / Sociedade e meio ambiente</w:t>
+      </w:r>
+      <w:r>
+        <w:t xml:space="preserve"> </w:t>
+      </w:r>
+    </w:p>
+    <w:p>
+      <w:pPr>
+        <w:pStyle w:val="NormalWeb"/>
+        <w:numPr>
+          <w:ilvl w:val="0"/>
+          <w:numId w:val="30"/>
+        </w:numPr>
+      </w:pPr>
+      <w:r>
+        <w:t>Ecologia política e teoria do ator-rede: Bruno Latour</w:t>
+      </w:r>
+    </w:p>
+    <w:p>
+      <w:pPr>
+        <w:pStyle w:val="NormalWeb"/>
+        <w:numPr>
+          <w:ilvl w:val="0"/>
+          <w:numId w:val="30"/>
+        </w:numPr>
+      </w:pPr>
+      <w:r>
+        <w:t>Desenvolvimento sustentável: produção e consumo</w:t>
+      </w:r>
+    </w:p>
+    <w:p>
+      <w:pPr>
+        <w:pStyle w:val="NormalWeb"/>
+        <w:numPr>
+          <w:ilvl w:val="0"/>
+          <w:numId w:val="30"/>
+        </w:numPr>
+      </w:pPr>
+      <w:r>
+        <w:t>Povos da floresta: modos de vida e mobilizações</w:t>
+      </w:r>
+    </w:p>
+    <w:p>
+      <w:pPr>
+        <w:pStyle w:val="NormalWeb"/>
+        <w:numPr>
+          <w:ilvl w:val="0"/>
+          <w:numId w:val="30"/>
+        </w:numPr>
+      </w:pPr>
+      <w:r>
+        <w:t>Questões e conflitos ambientais no Brasil contemporâneo</w:t>
+      </w:r>
+    </w:p>
+    <w:p>
+      <w:pPr>
+        <w:pStyle w:val="NormalWeb"/>
+      </w:pPr>
+      <w:r>
+        <w:rPr>
+          <w:b/>
+          <w:bCs/>
+        </w:rPr>
+        <w:t>SOCIOLOGIA / Saúde e doença</w:t>
+      </w:r>
+      <w:r>
+        <w:t xml:space="preserve"> </w:t>
+      </w:r>
+    </w:p>
+    <w:p>
+      <w:pPr>
+        <w:pStyle w:val="NormalWeb"/>
+        <w:numPr>
+          <w:ilvl w:val="0"/>
+          <w:numId w:val="32"/>
+        </w:numPr>
+      </w:pPr>
+      <w:r>
+        <w:t>As patologias do social em Émile Durkheim</w:t>
+      </w:r>
+    </w:p>
+    <w:p>
+      <w:pPr>
+        <w:pStyle w:val="NormalWeb"/>
+        <w:numPr>
+          <w:ilvl w:val="0"/>
+          <w:numId w:val="32"/>
+        </w:numPr>
+      </w:pPr>
+      <w:r>
+        <w:t>As doenças psíquicas da modernidade tardia</w:t>
+      </w:r>
+    </w:p>
+    <w:p>
+      <w:pPr>
+        <w:pStyle w:val="NormalWeb"/>
+        <w:numPr>
+          <w:ilvl w:val="0"/>
+          <w:numId w:val="32"/>
+        </w:numPr>
+      </w:pPr>
+      <w:r>
+        <w:t>Adoecimento e desigualdade social</w:t>
+      </w:r>
+    </w:p>
+    <w:p>
+      <w:pPr>
+        <w:pStyle w:val="NormalWeb"/>
+        <w:numPr>
+          <w:ilvl w:val="0"/>
+          <w:numId w:val="32"/>
+        </w:numPr>
+      </w:pPr>
+      <w:r>
+        <w:t>Trabalho e consumo como fontes de adoecimento</w:t>
+      </w:r>
+    </w:p>
+    <w:p>
+      <w:pPr>
+        <w:pStyle w:val="NormalWeb"/>
+        <w:numPr>
+          <w:ilvl w:val="0"/>
+          <w:numId w:val="32"/>
+        </w:numPr>
+      </w:pPr>
+      <w:r>
+        <w:t>Interfaces entre Sociologia e epidemiologia</w:t>
+      </w:r>
+    </w:p>
+    <w:p>
+      <w:pPr>
+        <w:pStyle w:val="NormalWeb"/>
+        <w:rPr>
+          <w:b/>
+          <w:bCs/>
+        </w:rPr>
+      </w:pPr>
+    </w:p>
+    <w:p>
+      <w:pPr>
+        <w:pStyle w:val="NormalWeb"/>
+      </w:pPr>
+      <w:r>
+        <w:rPr>
+          <w:b/>
+          <w:bCs/>
+        </w:rPr>
+        <w:t>SOCIOLOGIA / Futuro</w:t>
+      </w:r>
+    </w:p>
+    <w:p>
+      <w:pPr>
+        <w:pStyle w:val="NormalWeb"/>
+        <w:numPr>
+          <w:ilvl w:val="0"/>
+          <w:numId w:val="33"/>
+        </w:numPr>
+      </w:pPr>
+      <w:r>
+        <w:t>Tendências da sociedade contemporânea</w:t>
+      </w:r>
+    </w:p>
+    <w:p>
+      <w:pPr>
+        <w:pStyle w:val="NormalWeb"/>
+        <w:numPr>
+          <w:ilvl w:val="0"/>
+          <w:numId w:val="33"/>
+        </w:numPr>
+      </w:pPr>
+      <w:r>
+        <w:t>Desaceleração da economia e limites do desenvolvimento</w:t>
+      </w:r>
+    </w:p>
+    <w:p>
+      <w:pPr>
+        <w:pStyle w:val="NormalWeb"/>
+        <w:numPr>
+          <w:ilvl w:val="0"/>
+          <w:numId w:val="33"/>
+        </w:numPr>
+      </w:pPr>
+      <w:r>
+        <w:t>Governança global da crise ambiental e das catástrofes</w:t>
+      </w:r>
+    </w:p>
+    <w:p>
+      <w:pPr>
+        <w:pStyle w:val="NormalWeb"/>
+        <w:numPr>
+          <w:ilvl w:val="0"/>
+          <w:numId w:val="33"/>
+        </w:numPr>
+      </w:pPr>
+      <w:r>
+        <w:t>Para que serve a Sociologia hoje?</w:t>
+      </w:r>
+    </w:p>
+    <w:p/>
     <w:p/>
     <w:sectPr>
       <w:pgSz w:w="11906" w:h="16838"/>
@@ -1914,6 +2736,119 @@
     </w:lvl>
   </w:abstractNum>
   <w:abstractNum w:abstractNumId="2" w15:restartNumberingAfterBreak="0">
+    <w:nsid w:val="04015629"/>
+    <w:multiLevelType w:val="hybridMultilevel"/>
+    <w:tmpl w:val="7834E95A"/>
+    <w:lvl w:ilvl="0" w:tplc="04160001">
+      <w:start w:val="1"/>
+      <w:numFmt w:val="bullet"/>
+      <w:lvlText w:val=""/>
+      <w:lvlJc w:val="left"/>
+      <w:pPr>
+        <w:ind w:left="720" w:hanging="360"/>
+      </w:pPr>
+      <w:rPr>
+        <w:rFonts w:ascii="Symbol" w:hAnsi="Symbol" w:hint="default"/>
+      </w:rPr>
+    </w:lvl>
+    <w:lvl w:ilvl="1" w:tplc="04160003" w:tentative="1">
+      <w:start w:val="1"/>
+      <w:numFmt w:val="bullet"/>
+      <w:lvlText w:val="o"/>
+      <w:lvlJc w:val="left"/>
+      <w:pPr>
+        <w:ind w:left="1440" w:hanging="360"/>
+      </w:pPr>
+      <w:rPr>
+        <w:rFonts w:ascii="Courier New" w:hAnsi="Courier New" w:cs="Courier New" w:hint="default"/>
+      </w:rPr>
+    </w:lvl>
+    <w:lvl w:ilvl="2" w:tplc="04160005" w:tentative="1">
+      <w:start w:val="1"/>
+      <w:numFmt w:val="bullet"/>
+      <w:lvlText w:val=""/>
+      <w:lvlJc w:val="left"/>
+      <w:pPr>
+        <w:ind w:left="2160" w:hanging="360"/>
+      </w:pPr>
+      <w:rPr>
+        <w:rFonts w:ascii="Wingdings" w:hAnsi="Wingdings" w:hint="default"/>
+      </w:rPr>
+    </w:lvl>
+    <w:lvl w:ilvl="3" w:tplc="04160001" w:tentative="1">
+      <w:start w:val="1"/>
+      <w:numFmt w:val="bullet"/>
+      <w:lvlText w:val=""/>
+      <w:lvlJc w:val="left"/>
+      <w:pPr>
+        <w:ind w:left="2880" w:hanging="360"/>
+      </w:pPr>
+      <w:rPr>
+        <w:rFonts w:ascii="Symbol" w:hAnsi="Symbol" w:hint="default"/>
+      </w:rPr>
+    </w:lvl>
+    <w:lvl w:ilvl="4" w:tplc="04160003" w:tentative="1">
+      <w:start w:val="1"/>
+      <w:numFmt w:val="bullet"/>
+      <w:lvlText w:val="o"/>
+      <w:lvlJc w:val="left"/>
+      <w:pPr>
+        <w:ind w:left="3600" w:hanging="360"/>
+      </w:pPr>
+      <w:rPr>
+        <w:rFonts w:ascii="Courier New" w:hAnsi="Courier New" w:cs="Courier New" w:hint="default"/>
+      </w:rPr>
+    </w:lvl>
+    <w:lvl w:ilvl="5" w:tplc="04160005" w:tentative="1">
+      <w:start w:val="1"/>
+      <w:numFmt w:val="bullet"/>
+      <w:lvlText w:val=""/>
+      <w:lvlJc w:val="left"/>
+      <w:pPr>
+        <w:ind w:left="4320" w:hanging="360"/>
+      </w:pPr>
+      <w:rPr>
+        <w:rFonts w:ascii="Wingdings" w:hAnsi="Wingdings" w:hint="default"/>
+      </w:rPr>
+    </w:lvl>
+    <w:lvl w:ilvl="6" w:tplc="04160001" w:tentative="1">
+      <w:start w:val="1"/>
+      <w:numFmt w:val="bullet"/>
+      <w:lvlText w:val=""/>
+      <w:lvlJc w:val="left"/>
+      <w:pPr>
+        <w:ind w:left="5040" w:hanging="360"/>
+      </w:pPr>
+      <w:rPr>
+        <w:rFonts w:ascii="Symbol" w:hAnsi="Symbol" w:hint="default"/>
+      </w:rPr>
+    </w:lvl>
+    <w:lvl w:ilvl="7" w:tplc="04160003" w:tentative="1">
+      <w:start w:val="1"/>
+      <w:numFmt w:val="bullet"/>
+      <w:lvlText w:val="o"/>
+      <w:lvlJc w:val="left"/>
+      <w:pPr>
+        <w:ind w:left="5760" w:hanging="360"/>
+      </w:pPr>
+      <w:rPr>
+        <w:rFonts w:ascii="Courier New" w:hAnsi="Courier New" w:cs="Courier New" w:hint="default"/>
+      </w:rPr>
+    </w:lvl>
+    <w:lvl w:ilvl="8" w:tplc="04160005" w:tentative="1">
+      <w:start w:val="1"/>
+      <w:numFmt w:val="bullet"/>
+      <w:lvlText w:val=""/>
+      <w:lvlJc w:val="left"/>
+      <w:pPr>
+        <w:ind w:left="6480" w:hanging="360"/>
+      </w:pPr>
+      <w:rPr>
+        <w:rFonts w:ascii="Wingdings" w:hAnsi="Wingdings" w:hint="default"/>
+      </w:rPr>
+    </w:lvl>
+  </w:abstractNum>
+  <w:abstractNum w:abstractNumId="3" w15:restartNumberingAfterBreak="0">
     <w:nsid w:val="040438D5"/>
     <w:multiLevelType w:val="hybridMultilevel"/>
     <w:tmpl w:val="FDBC9792"/>
@@ -2026,7 +2961,233 @@
       </w:rPr>
     </w:lvl>
   </w:abstractNum>
-  <w:abstractNum w:abstractNumId="3" w15:restartNumberingAfterBreak="0">
+  <w:abstractNum w:abstractNumId="4" w15:restartNumberingAfterBreak="0">
+    <w:nsid w:val="04F85A8D"/>
+    <w:multiLevelType w:val="hybridMultilevel"/>
+    <w:tmpl w:val="26DC50BA"/>
+    <w:lvl w:ilvl="0" w:tplc="04160001">
+      <w:start w:val="1"/>
+      <w:numFmt w:val="bullet"/>
+      <w:lvlText w:val=""/>
+      <w:lvlJc w:val="left"/>
+      <w:pPr>
+        <w:ind w:left="720" w:hanging="360"/>
+      </w:pPr>
+      <w:rPr>
+        <w:rFonts w:ascii="Symbol" w:hAnsi="Symbol" w:hint="default"/>
+      </w:rPr>
+    </w:lvl>
+    <w:lvl w:ilvl="1" w:tplc="04160003" w:tentative="1">
+      <w:start w:val="1"/>
+      <w:numFmt w:val="bullet"/>
+      <w:lvlText w:val="o"/>
+      <w:lvlJc w:val="left"/>
+      <w:pPr>
+        <w:ind w:left="1440" w:hanging="360"/>
+      </w:pPr>
+      <w:rPr>
+        <w:rFonts w:ascii="Courier New" w:hAnsi="Courier New" w:cs="Courier New" w:hint="default"/>
+      </w:rPr>
+    </w:lvl>
+    <w:lvl w:ilvl="2" w:tplc="04160005" w:tentative="1">
+      <w:start w:val="1"/>
+      <w:numFmt w:val="bullet"/>
+      <w:lvlText w:val=""/>
+      <w:lvlJc w:val="left"/>
+      <w:pPr>
+        <w:ind w:left="2160" w:hanging="360"/>
+      </w:pPr>
+      <w:rPr>
+        <w:rFonts w:ascii="Wingdings" w:hAnsi="Wingdings" w:hint="default"/>
+      </w:rPr>
+    </w:lvl>
+    <w:lvl w:ilvl="3" w:tplc="04160001" w:tentative="1">
+      <w:start w:val="1"/>
+      <w:numFmt w:val="bullet"/>
+      <w:lvlText w:val=""/>
+      <w:lvlJc w:val="left"/>
+      <w:pPr>
+        <w:ind w:left="2880" w:hanging="360"/>
+      </w:pPr>
+      <w:rPr>
+        <w:rFonts w:ascii="Symbol" w:hAnsi="Symbol" w:hint="default"/>
+      </w:rPr>
+    </w:lvl>
+    <w:lvl w:ilvl="4" w:tplc="04160003" w:tentative="1">
+      <w:start w:val="1"/>
+      <w:numFmt w:val="bullet"/>
+      <w:lvlText w:val="o"/>
+      <w:lvlJc w:val="left"/>
+      <w:pPr>
+        <w:ind w:left="3600" w:hanging="360"/>
+      </w:pPr>
+      <w:rPr>
+        <w:rFonts w:ascii="Courier New" w:hAnsi="Courier New" w:cs="Courier New" w:hint="default"/>
+      </w:rPr>
+    </w:lvl>
+    <w:lvl w:ilvl="5" w:tplc="04160005" w:tentative="1">
+      <w:start w:val="1"/>
+      <w:numFmt w:val="bullet"/>
+      <w:lvlText w:val=""/>
+      <w:lvlJc w:val="left"/>
+      <w:pPr>
+        <w:ind w:left="4320" w:hanging="360"/>
+      </w:pPr>
+      <w:rPr>
+        <w:rFonts w:ascii="Wingdings" w:hAnsi="Wingdings" w:hint="default"/>
+      </w:rPr>
+    </w:lvl>
+    <w:lvl w:ilvl="6" w:tplc="04160001" w:tentative="1">
+      <w:start w:val="1"/>
+      <w:numFmt w:val="bullet"/>
+      <w:lvlText w:val=""/>
+      <w:lvlJc w:val="left"/>
+      <w:pPr>
+        <w:ind w:left="5040" w:hanging="360"/>
+      </w:pPr>
+      <w:rPr>
+        <w:rFonts w:ascii="Symbol" w:hAnsi="Symbol" w:hint="default"/>
+      </w:rPr>
+    </w:lvl>
+    <w:lvl w:ilvl="7" w:tplc="04160003" w:tentative="1">
+      <w:start w:val="1"/>
+      <w:numFmt w:val="bullet"/>
+      <w:lvlText w:val="o"/>
+      <w:lvlJc w:val="left"/>
+      <w:pPr>
+        <w:ind w:left="5760" w:hanging="360"/>
+      </w:pPr>
+      <w:rPr>
+        <w:rFonts w:ascii="Courier New" w:hAnsi="Courier New" w:cs="Courier New" w:hint="default"/>
+      </w:rPr>
+    </w:lvl>
+    <w:lvl w:ilvl="8" w:tplc="04160005" w:tentative="1">
+      <w:start w:val="1"/>
+      <w:numFmt w:val="bullet"/>
+      <w:lvlText w:val=""/>
+      <w:lvlJc w:val="left"/>
+      <w:pPr>
+        <w:ind w:left="6480" w:hanging="360"/>
+      </w:pPr>
+      <w:rPr>
+        <w:rFonts w:ascii="Wingdings" w:hAnsi="Wingdings" w:hint="default"/>
+      </w:rPr>
+    </w:lvl>
+  </w:abstractNum>
+  <w:abstractNum w:abstractNumId="5" w15:restartNumberingAfterBreak="0">
+    <w:nsid w:val="0FA26D28"/>
+    <w:multiLevelType w:val="hybridMultilevel"/>
+    <w:tmpl w:val="B7B63E40"/>
+    <w:lvl w:ilvl="0" w:tplc="04160001">
+      <w:start w:val="1"/>
+      <w:numFmt w:val="bullet"/>
+      <w:lvlText w:val=""/>
+      <w:lvlJc w:val="left"/>
+      <w:pPr>
+        <w:ind w:left="720" w:hanging="360"/>
+      </w:pPr>
+      <w:rPr>
+        <w:rFonts w:ascii="Symbol" w:hAnsi="Symbol" w:hint="default"/>
+      </w:rPr>
+    </w:lvl>
+    <w:lvl w:ilvl="1" w:tplc="04160003" w:tentative="1">
+      <w:start w:val="1"/>
+      <w:numFmt w:val="bullet"/>
+      <w:lvlText w:val="o"/>
+      <w:lvlJc w:val="left"/>
+      <w:pPr>
+        <w:ind w:left="1440" w:hanging="360"/>
+      </w:pPr>
+      <w:rPr>
+        <w:rFonts w:ascii="Courier New" w:hAnsi="Courier New" w:cs="Courier New" w:hint="default"/>
+      </w:rPr>
+    </w:lvl>
+    <w:lvl w:ilvl="2" w:tplc="04160005" w:tentative="1">
+      <w:start w:val="1"/>
+      <w:numFmt w:val="bullet"/>
+      <w:lvlText w:val=""/>
+      <w:lvlJc w:val="left"/>
+      <w:pPr>
+        <w:ind w:left="2160" w:hanging="360"/>
+      </w:pPr>
+      <w:rPr>
+        <w:rFonts w:ascii="Wingdings" w:hAnsi="Wingdings" w:hint="default"/>
+      </w:rPr>
+    </w:lvl>
+    <w:lvl w:ilvl="3" w:tplc="04160001" w:tentative="1">
+      <w:start w:val="1"/>
+      <w:numFmt w:val="bullet"/>
+      <w:lvlText w:val=""/>
+      <w:lvlJc w:val="left"/>
+      <w:pPr>
+        <w:ind w:left="2880" w:hanging="360"/>
+      </w:pPr>
+      <w:rPr>
+        <w:rFonts w:ascii="Symbol" w:hAnsi="Symbol" w:hint="default"/>
+      </w:rPr>
+    </w:lvl>
+    <w:lvl w:ilvl="4" w:tplc="04160003" w:tentative="1">
+      <w:start w:val="1"/>
+      <w:numFmt w:val="bullet"/>
+      <w:lvlText w:val="o"/>
+      <w:lvlJc w:val="left"/>
+      <w:pPr>
+        <w:ind w:left="3600" w:hanging="360"/>
+      </w:pPr>
+      <w:rPr>
+        <w:rFonts w:ascii="Courier New" w:hAnsi="Courier New" w:cs="Courier New" w:hint="default"/>
+      </w:rPr>
+    </w:lvl>
+    <w:lvl w:ilvl="5" w:tplc="04160005" w:tentative="1">
+      <w:start w:val="1"/>
+      <w:numFmt w:val="bullet"/>
+      <w:lvlText w:val=""/>
+      <w:lvlJc w:val="left"/>
+      <w:pPr>
+        <w:ind w:left="4320" w:hanging="360"/>
+      </w:pPr>
+      <w:rPr>
+        <w:rFonts w:ascii="Wingdings" w:hAnsi="Wingdings" w:hint="default"/>
+      </w:rPr>
+    </w:lvl>
+    <w:lvl w:ilvl="6" w:tplc="04160001" w:tentative="1">
+      <w:start w:val="1"/>
+      <w:numFmt w:val="bullet"/>
+      <w:lvlText w:val=""/>
+      <w:lvlJc w:val="left"/>
+      <w:pPr>
+        <w:ind w:left="5040" w:hanging="360"/>
+      </w:pPr>
+      <w:rPr>
+        <w:rFonts w:ascii="Symbol" w:hAnsi="Symbol" w:hint="default"/>
+      </w:rPr>
+    </w:lvl>
+    <w:lvl w:ilvl="7" w:tplc="04160003" w:tentative="1">
+      <w:start w:val="1"/>
+      <w:numFmt w:val="bullet"/>
+      <w:lvlText w:val="o"/>
+      <w:lvlJc w:val="left"/>
+      <w:pPr>
+        <w:ind w:left="5760" w:hanging="360"/>
+      </w:pPr>
+      <w:rPr>
+        <w:rFonts w:ascii="Courier New" w:hAnsi="Courier New" w:cs="Courier New" w:hint="default"/>
+      </w:rPr>
+    </w:lvl>
+    <w:lvl w:ilvl="8" w:tplc="04160005" w:tentative="1">
+      <w:start w:val="1"/>
+      <w:numFmt w:val="bullet"/>
+      <w:lvlText w:val=""/>
+      <w:lvlJc w:val="left"/>
+      <w:pPr>
+        <w:ind w:left="6480" w:hanging="360"/>
+      </w:pPr>
+      <w:rPr>
+        <w:rFonts w:ascii="Wingdings" w:hAnsi="Wingdings" w:hint="default"/>
+      </w:rPr>
+    </w:lvl>
+  </w:abstractNum>
+  <w:abstractNum w:abstractNumId="6" w15:restartNumberingAfterBreak="0">
     <w:nsid w:val="106B7CE1"/>
     <w:multiLevelType w:val="hybridMultilevel"/>
     <w:tmpl w:val="321A8B4E"/>
@@ -2139,7 +3300,7 @@
       </w:rPr>
     </w:lvl>
   </w:abstractNum>
-  <w:abstractNum w:abstractNumId="4" w15:restartNumberingAfterBreak="0">
+  <w:abstractNum w:abstractNumId="7" w15:restartNumberingAfterBreak="0">
     <w:nsid w:val="197E3F0D"/>
     <w:multiLevelType w:val="hybridMultilevel"/>
     <w:tmpl w:val="1A1CF850"/>
@@ -2252,7 +3413,7 @@
       </w:rPr>
     </w:lvl>
   </w:abstractNum>
-  <w:abstractNum w:abstractNumId="5" w15:restartNumberingAfterBreak="0">
+  <w:abstractNum w:abstractNumId="8" w15:restartNumberingAfterBreak="0">
     <w:nsid w:val="21172D98"/>
     <w:multiLevelType w:val="hybridMultilevel"/>
     <w:tmpl w:val="A33018B8"/>
@@ -2365,7 +3526,7 @@
       </w:rPr>
     </w:lvl>
   </w:abstractNum>
-  <w:abstractNum w:abstractNumId="6" w15:restartNumberingAfterBreak="0">
+  <w:abstractNum w:abstractNumId="9" w15:restartNumberingAfterBreak="0">
     <w:nsid w:val="29642ABF"/>
     <w:multiLevelType w:val="hybridMultilevel"/>
     <w:tmpl w:val="41385276"/>
@@ -2478,7 +3639,7 @@
       </w:rPr>
     </w:lvl>
   </w:abstractNum>
-  <w:abstractNum w:abstractNumId="7" w15:restartNumberingAfterBreak="0">
+  <w:abstractNum w:abstractNumId="10" w15:restartNumberingAfterBreak="0">
     <w:nsid w:val="34C775EF"/>
     <w:multiLevelType w:val="hybridMultilevel"/>
     <w:tmpl w:val="29E6C56A"/>
@@ -2591,7 +3752,120 @@
       </w:rPr>
     </w:lvl>
   </w:abstractNum>
-  <w:abstractNum w:abstractNumId="8" w15:restartNumberingAfterBreak="0">
+  <w:abstractNum w:abstractNumId="11" w15:restartNumberingAfterBreak="0">
+    <w:nsid w:val="373E7F3A"/>
+    <w:multiLevelType w:val="hybridMultilevel"/>
+    <w:tmpl w:val="2DD80580"/>
+    <w:lvl w:ilvl="0" w:tplc="04160001">
+      <w:start w:val="1"/>
+      <w:numFmt w:val="bullet"/>
+      <w:lvlText w:val=""/>
+      <w:lvlJc w:val="left"/>
+      <w:pPr>
+        <w:ind w:left="720" w:hanging="360"/>
+      </w:pPr>
+      <w:rPr>
+        <w:rFonts w:ascii="Symbol" w:hAnsi="Symbol" w:hint="default"/>
+      </w:rPr>
+    </w:lvl>
+    <w:lvl w:ilvl="1" w:tplc="04160003" w:tentative="1">
+      <w:start w:val="1"/>
+      <w:numFmt w:val="bullet"/>
+      <w:lvlText w:val="o"/>
+      <w:lvlJc w:val="left"/>
+      <w:pPr>
+        <w:ind w:left="1440" w:hanging="360"/>
+      </w:pPr>
+      <w:rPr>
+        <w:rFonts w:ascii="Courier New" w:hAnsi="Courier New" w:cs="Courier New" w:hint="default"/>
+      </w:rPr>
+    </w:lvl>
+    <w:lvl w:ilvl="2" w:tplc="04160005" w:tentative="1">
+      <w:start w:val="1"/>
+      <w:numFmt w:val="bullet"/>
+      <w:lvlText w:val=""/>
+      <w:lvlJc w:val="left"/>
+      <w:pPr>
+        <w:ind w:left="2160" w:hanging="360"/>
+      </w:pPr>
+      <w:rPr>
+        <w:rFonts w:ascii="Wingdings" w:hAnsi="Wingdings" w:hint="default"/>
+      </w:rPr>
+    </w:lvl>
+    <w:lvl w:ilvl="3" w:tplc="04160001" w:tentative="1">
+      <w:start w:val="1"/>
+      <w:numFmt w:val="bullet"/>
+      <w:lvlText w:val=""/>
+      <w:lvlJc w:val="left"/>
+      <w:pPr>
+        <w:ind w:left="2880" w:hanging="360"/>
+      </w:pPr>
+      <w:rPr>
+        <w:rFonts w:ascii="Symbol" w:hAnsi="Symbol" w:hint="default"/>
+      </w:rPr>
+    </w:lvl>
+    <w:lvl w:ilvl="4" w:tplc="04160003" w:tentative="1">
+      <w:start w:val="1"/>
+      <w:numFmt w:val="bullet"/>
+      <w:lvlText w:val="o"/>
+      <w:lvlJc w:val="left"/>
+      <w:pPr>
+        <w:ind w:left="3600" w:hanging="360"/>
+      </w:pPr>
+      <w:rPr>
+        <w:rFonts w:ascii="Courier New" w:hAnsi="Courier New" w:cs="Courier New" w:hint="default"/>
+      </w:rPr>
+    </w:lvl>
+    <w:lvl w:ilvl="5" w:tplc="04160005" w:tentative="1">
+      <w:start w:val="1"/>
+      <w:numFmt w:val="bullet"/>
+      <w:lvlText w:val=""/>
+      <w:lvlJc w:val="left"/>
+      <w:pPr>
+        <w:ind w:left="4320" w:hanging="360"/>
+      </w:pPr>
+      <w:rPr>
+        <w:rFonts w:ascii="Wingdings" w:hAnsi="Wingdings" w:hint="default"/>
+      </w:rPr>
+    </w:lvl>
+    <w:lvl w:ilvl="6" w:tplc="04160001" w:tentative="1">
+      <w:start w:val="1"/>
+      <w:numFmt w:val="bullet"/>
+      <w:lvlText w:val=""/>
+      <w:lvlJc w:val="left"/>
+      <w:pPr>
+        <w:ind w:left="5040" w:hanging="360"/>
+      </w:pPr>
+      <w:rPr>
+        <w:rFonts w:ascii="Symbol" w:hAnsi="Symbol" w:hint="default"/>
+      </w:rPr>
+    </w:lvl>
+    <w:lvl w:ilvl="7" w:tplc="04160003" w:tentative="1">
+      <w:start w:val="1"/>
+      <w:numFmt w:val="bullet"/>
+      <w:lvlText w:val="o"/>
+      <w:lvlJc w:val="left"/>
+      <w:pPr>
+        <w:ind w:left="5760" w:hanging="360"/>
+      </w:pPr>
+      <w:rPr>
+        <w:rFonts w:ascii="Courier New" w:hAnsi="Courier New" w:cs="Courier New" w:hint="default"/>
+      </w:rPr>
+    </w:lvl>
+    <w:lvl w:ilvl="8" w:tplc="04160005" w:tentative="1">
+      <w:start w:val="1"/>
+      <w:numFmt w:val="bullet"/>
+      <w:lvlText w:val=""/>
+      <w:lvlJc w:val="left"/>
+      <w:pPr>
+        <w:ind w:left="6480" w:hanging="360"/>
+      </w:pPr>
+      <w:rPr>
+        <w:rFonts w:ascii="Wingdings" w:hAnsi="Wingdings" w:hint="default"/>
+      </w:rPr>
+    </w:lvl>
+  </w:abstractNum>
+  <w:abstractNum w:abstractNumId="12" w15:restartNumberingAfterBreak="0">
     <w:nsid w:val="375C76EA"/>
     <w:multiLevelType w:val="hybridMultilevel"/>
     <w:tmpl w:val="7A4AE174"/>
@@ -2704,7 +3978,7 @@
       </w:rPr>
     </w:lvl>
   </w:abstractNum>
-  <w:abstractNum w:abstractNumId="9" w15:restartNumberingAfterBreak="0">
+  <w:abstractNum w:abstractNumId="13" w15:restartNumberingAfterBreak="0">
     <w:nsid w:val="3CCD371B"/>
     <w:multiLevelType w:val="hybridMultilevel"/>
     <w:tmpl w:val="84B0D258"/>
@@ -2817,7 +4091,120 @@
       </w:rPr>
     </w:lvl>
   </w:abstractNum>
-  <w:abstractNum w:abstractNumId="10" w15:restartNumberingAfterBreak="0">
+  <w:abstractNum w:abstractNumId="14" w15:restartNumberingAfterBreak="0">
+    <w:nsid w:val="49337868"/>
+    <w:multiLevelType w:val="hybridMultilevel"/>
+    <w:tmpl w:val="F296EB44"/>
+    <w:lvl w:ilvl="0" w:tplc="04160001">
+      <w:start w:val="1"/>
+      <w:numFmt w:val="bullet"/>
+      <w:lvlText w:val=""/>
+      <w:lvlJc w:val="left"/>
+      <w:pPr>
+        <w:ind w:left="1080" w:hanging="360"/>
+      </w:pPr>
+      <w:rPr>
+        <w:rFonts w:ascii="Symbol" w:hAnsi="Symbol" w:hint="default"/>
+      </w:rPr>
+    </w:lvl>
+    <w:lvl w:ilvl="1" w:tplc="04160003" w:tentative="1">
+      <w:start w:val="1"/>
+      <w:numFmt w:val="bullet"/>
+      <w:lvlText w:val="o"/>
+      <w:lvlJc w:val="left"/>
+      <w:pPr>
+        <w:ind w:left="1800" w:hanging="360"/>
+      </w:pPr>
+      <w:rPr>
+        <w:rFonts w:ascii="Courier New" w:hAnsi="Courier New" w:cs="Courier New" w:hint="default"/>
+      </w:rPr>
+    </w:lvl>
+    <w:lvl w:ilvl="2" w:tplc="04160005" w:tentative="1">
+      <w:start w:val="1"/>
+      <w:numFmt w:val="bullet"/>
+      <w:lvlText w:val=""/>
+      <w:lvlJc w:val="left"/>
+      <w:pPr>
+        <w:ind w:left="2520" w:hanging="360"/>
+      </w:pPr>
+      <w:rPr>
+        <w:rFonts w:ascii="Wingdings" w:hAnsi="Wingdings" w:hint="default"/>
+      </w:rPr>
+    </w:lvl>
+    <w:lvl w:ilvl="3" w:tplc="04160001" w:tentative="1">
+      <w:start w:val="1"/>
+      <w:numFmt w:val="bullet"/>
+      <w:lvlText w:val=""/>
+      <w:lvlJc w:val="left"/>
+      <w:pPr>
+        <w:ind w:left="3240" w:hanging="360"/>
+      </w:pPr>
+      <w:rPr>
+        <w:rFonts w:ascii="Symbol" w:hAnsi="Symbol" w:hint="default"/>
+      </w:rPr>
+    </w:lvl>
+    <w:lvl w:ilvl="4" w:tplc="04160003" w:tentative="1">
+      <w:start w:val="1"/>
+      <w:numFmt w:val="bullet"/>
+      <w:lvlText w:val="o"/>
+      <w:lvlJc w:val="left"/>
+      <w:pPr>
+        <w:ind w:left="3960" w:hanging="360"/>
+      </w:pPr>
+      <w:rPr>
+        <w:rFonts w:ascii="Courier New" w:hAnsi="Courier New" w:cs="Courier New" w:hint="default"/>
+      </w:rPr>
+    </w:lvl>
+    <w:lvl w:ilvl="5" w:tplc="04160005" w:tentative="1">
+      <w:start w:val="1"/>
+      <w:numFmt w:val="bullet"/>
+      <w:lvlText w:val=""/>
+      <w:lvlJc w:val="left"/>
+      <w:pPr>
+        <w:ind w:left="4680" w:hanging="360"/>
+      </w:pPr>
+      <w:rPr>
+        <w:rFonts w:ascii="Wingdings" w:hAnsi="Wingdings" w:hint="default"/>
+      </w:rPr>
+    </w:lvl>
+    <w:lvl w:ilvl="6" w:tplc="04160001" w:tentative="1">
+      <w:start w:val="1"/>
+      <w:numFmt w:val="bullet"/>
+      <w:lvlText w:val=""/>
+      <w:lvlJc w:val="left"/>
+      <w:pPr>
+        <w:ind w:left="5400" w:hanging="360"/>
+      </w:pPr>
+      <w:rPr>
+        <w:rFonts w:ascii="Symbol" w:hAnsi="Symbol" w:hint="default"/>
+      </w:rPr>
+    </w:lvl>
+    <w:lvl w:ilvl="7" w:tplc="04160003" w:tentative="1">
+      <w:start w:val="1"/>
+      <w:numFmt w:val="bullet"/>
+      <w:lvlText w:val="o"/>
+      <w:lvlJc w:val="left"/>
+      <w:pPr>
+        <w:ind w:left="6120" w:hanging="360"/>
+      </w:pPr>
+      <w:rPr>
+        <w:rFonts w:ascii="Courier New" w:hAnsi="Courier New" w:cs="Courier New" w:hint="default"/>
+      </w:rPr>
+    </w:lvl>
+    <w:lvl w:ilvl="8" w:tplc="04160005" w:tentative="1">
+      <w:start w:val="1"/>
+      <w:numFmt w:val="bullet"/>
+      <w:lvlText w:val=""/>
+      <w:lvlJc w:val="left"/>
+      <w:pPr>
+        <w:ind w:left="6840" w:hanging="360"/>
+      </w:pPr>
+      <w:rPr>
+        <w:rFonts w:ascii="Wingdings" w:hAnsi="Wingdings" w:hint="default"/>
+      </w:rPr>
+    </w:lvl>
+  </w:abstractNum>
+  <w:abstractNum w:abstractNumId="15" w15:restartNumberingAfterBreak="0">
     <w:nsid w:val="4FE254AB"/>
     <w:multiLevelType w:val="hybridMultilevel"/>
     <w:tmpl w:val="FC6C816C"/>
@@ -2930,7 +4317,7 @@
       </w:rPr>
     </w:lvl>
   </w:abstractNum>
-  <w:abstractNum w:abstractNumId="11" w15:restartNumberingAfterBreak="0">
+  <w:abstractNum w:abstractNumId="16" w15:restartNumberingAfterBreak="0">
     <w:nsid w:val="51851AE3"/>
     <w:multiLevelType w:val="hybridMultilevel"/>
     <w:tmpl w:val="40B03534"/>
@@ -3043,7 +4430,7 @@
       </w:rPr>
     </w:lvl>
   </w:abstractNum>
-  <w:abstractNum w:abstractNumId="12" w15:restartNumberingAfterBreak="0">
+  <w:abstractNum w:abstractNumId="17" w15:restartNumberingAfterBreak="0">
     <w:nsid w:val="51DE0032"/>
     <w:multiLevelType w:val="hybridMultilevel"/>
     <w:tmpl w:val="628E5994"/>
@@ -3156,7 +4543,7 @@
       </w:rPr>
     </w:lvl>
   </w:abstractNum>
-  <w:abstractNum w:abstractNumId="13" w15:restartNumberingAfterBreak="0">
+  <w:abstractNum w:abstractNumId="18" w15:restartNumberingAfterBreak="0">
     <w:nsid w:val="52374915"/>
     <w:multiLevelType w:val="hybridMultilevel"/>
     <w:tmpl w:val="01DA79E4"/>
@@ -3269,7 +4656,7 @@
       </w:rPr>
     </w:lvl>
   </w:abstractNum>
-  <w:abstractNum w:abstractNumId="14" w15:restartNumberingAfterBreak="0">
+  <w:abstractNum w:abstractNumId="19" w15:restartNumberingAfterBreak="0">
     <w:nsid w:val="55126050"/>
     <w:multiLevelType w:val="hybridMultilevel"/>
     <w:tmpl w:val="5C209368"/>
@@ -3382,7 +4769,233 @@
       </w:rPr>
     </w:lvl>
   </w:abstractNum>
-  <w:abstractNum w:abstractNumId="15" w15:restartNumberingAfterBreak="0">
+  <w:abstractNum w:abstractNumId="20" w15:restartNumberingAfterBreak="0">
+    <w:nsid w:val="56D55FC3"/>
+    <w:multiLevelType w:val="hybridMultilevel"/>
+    <w:tmpl w:val="2D6CF434"/>
+    <w:lvl w:ilvl="0" w:tplc="04160001">
+      <w:start w:val="1"/>
+      <w:numFmt w:val="bullet"/>
+      <w:lvlText w:val=""/>
+      <w:lvlJc w:val="left"/>
+      <w:pPr>
+        <w:ind w:left="720" w:hanging="360"/>
+      </w:pPr>
+      <w:rPr>
+        <w:rFonts w:ascii="Symbol" w:hAnsi="Symbol" w:hint="default"/>
+      </w:rPr>
+    </w:lvl>
+    <w:lvl w:ilvl="1" w:tplc="04160003" w:tentative="1">
+      <w:start w:val="1"/>
+      <w:numFmt w:val="bullet"/>
+      <w:lvlText w:val="o"/>
+      <w:lvlJc w:val="left"/>
+      <w:pPr>
+        <w:ind w:left="1440" w:hanging="360"/>
+      </w:pPr>
+      <w:rPr>
+        <w:rFonts w:ascii="Courier New" w:hAnsi="Courier New" w:cs="Courier New" w:hint="default"/>
+      </w:rPr>
+    </w:lvl>
+    <w:lvl w:ilvl="2" w:tplc="04160005" w:tentative="1">
+      <w:start w:val="1"/>
+      <w:numFmt w:val="bullet"/>
+      <w:lvlText w:val=""/>
+      <w:lvlJc w:val="left"/>
+      <w:pPr>
+        <w:ind w:left="2160" w:hanging="360"/>
+      </w:pPr>
+      <w:rPr>
+        <w:rFonts w:ascii="Wingdings" w:hAnsi="Wingdings" w:hint="default"/>
+      </w:rPr>
+    </w:lvl>
+    <w:lvl w:ilvl="3" w:tplc="04160001" w:tentative="1">
+      <w:start w:val="1"/>
+      <w:numFmt w:val="bullet"/>
+      <w:lvlText w:val=""/>
+      <w:lvlJc w:val="left"/>
+      <w:pPr>
+        <w:ind w:left="2880" w:hanging="360"/>
+      </w:pPr>
+      <w:rPr>
+        <w:rFonts w:ascii="Symbol" w:hAnsi="Symbol" w:hint="default"/>
+      </w:rPr>
+    </w:lvl>
+    <w:lvl w:ilvl="4" w:tplc="04160003" w:tentative="1">
+      <w:start w:val="1"/>
+      <w:numFmt w:val="bullet"/>
+      <w:lvlText w:val="o"/>
+      <w:lvlJc w:val="left"/>
+      <w:pPr>
+        <w:ind w:left="3600" w:hanging="360"/>
+      </w:pPr>
+      <w:rPr>
+        <w:rFonts w:ascii="Courier New" w:hAnsi="Courier New" w:cs="Courier New" w:hint="default"/>
+      </w:rPr>
+    </w:lvl>
+    <w:lvl w:ilvl="5" w:tplc="04160005" w:tentative="1">
+      <w:start w:val="1"/>
+      <w:numFmt w:val="bullet"/>
+      <w:lvlText w:val=""/>
+      <w:lvlJc w:val="left"/>
+      <w:pPr>
+        <w:ind w:left="4320" w:hanging="360"/>
+      </w:pPr>
+      <w:rPr>
+        <w:rFonts w:ascii="Wingdings" w:hAnsi="Wingdings" w:hint="default"/>
+      </w:rPr>
+    </w:lvl>
+    <w:lvl w:ilvl="6" w:tplc="04160001" w:tentative="1">
+      <w:start w:val="1"/>
+      <w:numFmt w:val="bullet"/>
+      <w:lvlText w:val=""/>
+      <w:lvlJc w:val="left"/>
+      <w:pPr>
+        <w:ind w:left="5040" w:hanging="360"/>
+      </w:pPr>
+      <w:rPr>
+        <w:rFonts w:ascii="Symbol" w:hAnsi="Symbol" w:hint="default"/>
+      </w:rPr>
+    </w:lvl>
+    <w:lvl w:ilvl="7" w:tplc="04160003" w:tentative="1">
+      <w:start w:val="1"/>
+      <w:numFmt w:val="bullet"/>
+      <w:lvlText w:val="o"/>
+      <w:lvlJc w:val="left"/>
+      <w:pPr>
+        <w:ind w:left="5760" w:hanging="360"/>
+      </w:pPr>
+      <w:rPr>
+        <w:rFonts w:ascii="Courier New" w:hAnsi="Courier New" w:cs="Courier New" w:hint="default"/>
+      </w:rPr>
+    </w:lvl>
+    <w:lvl w:ilvl="8" w:tplc="04160005" w:tentative="1">
+      <w:start w:val="1"/>
+      <w:numFmt w:val="bullet"/>
+      <w:lvlText w:val=""/>
+      <w:lvlJc w:val="left"/>
+      <w:pPr>
+        <w:ind w:left="6480" w:hanging="360"/>
+      </w:pPr>
+      <w:rPr>
+        <w:rFonts w:ascii="Wingdings" w:hAnsi="Wingdings" w:hint="default"/>
+      </w:rPr>
+    </w:lvl>
+  </w:abstractNum>
+  <w:abstractNum w:abstractNumId="21" w15:restartNumberingAfterBreak="0">
+    <w:nsid w:val="57274553"/>
+    <w:multiLevelType w:val="hybridMultilevel"/>
+    <w:tmpl w:val="94BC59CA"/>
+    <w:lvl w:ilvl="0" w:tplc="04160001">
+      <w:start w:val="1"/>
+      <w:numFmt w:val="bullet"/>
+      <w:lvlText w:val=""/>
+      <w:lvlJc w:val="left"/>
+      <w:pPr>
+        <w:ind w:left="1080" w:hanging="360"/>
+      </w:pPr>
+      <w:rPr>
+        <w:rFonts w:ascii="Symbol" w:hAnsi="Symbol" w:hint="default"/>
+      </w:rPr>
+    </w:lvl>
+    <w:lvl w:ilvl="1" w:tplc="04160003" w:tentative="1">
+      <w:start w:val="1"/>
+      <w:numFmt w:val="bullet"/>
+      <w:lvlText w:val="o"/>
+      <w:lvlJc w:val="left"/>
+      <w:pPr>
+        <w:ind w:left="1800" w:hanging="360"/>
+      </w:pPr>
+      <w:rPr>
+        <w:rFonts w:ascii="Courier New" w:hAnsi="Courier New" w:cs="Courier New" w:hint="default"/>
+      </w:rPr>
+    </w:lvl>
+    <w:lvl w:ilvl="2" w:tplc="04160005" w:tentative="1">
+      <w:start w:val="1"/>
+      <w:numFmt w:val="bullet"/>
+      <w:lvlText w:val=""/>
+      <w:lvlJc w:val="left"/>
+      <w:pPr>
+        <w:ind w:left="2520" w:hanging="360"/>
+      </w:pPr>
+      <w:rPr>
+        <w:rFonts w:ascii="Wingdings" w:hAnsi="Wingdings" w:hint="default"/>
+      </w:rPr>
+    </w:lvl>
+    <w:lvl w:ilvl="3" w:tplc="04160001" w:tentative="1">
+      <w:start w:val="1"/>
+      <w:numFmt w:val="bullet"/>
+      <w:lvlText w:val=""/>
+      <w:lvlJc w:val="left"/>
+      <w:pPr>
+        <w:ind w:left="3240" w:hanging="360"/>
+      </w:pPr>
+      <w:rPr>
+        <w:rFonts w:ascii="Symbol" w:hAnsi="Symbol" w:hint="default"/>
+      </w:rPr>
+    </w:lvl>
+    <w:lvl w:ilvl="4" w:tplc="04160003" w:tentative="1">
+      <w:start w:val="1"/>
+      <w:numFmt w:val="bullet"/>
+      <w:lvlText w:val="o"/>
+      <w:lvlJc w:val="left"/>
+      <w:pPr>
+        <w:ind w:left="3960" w:hanging="360"/>
+      </w:pPr>
+      <w:rPr>
+        <w:rFonts w:ascii="Courier New" w:hAnsi="Courier New" w:cs="Courier New" w:hint="default"/>
+      </w:rPr>
+    </w:lvl>
+    <w:lvl w:ilvl="5" w:tplc="04160005" w:tentative="1">
+      <w:start w:val="1"/>
+      <w:numFmt w:val="bullet"/>
+      <w:lvlText w:val=""/>
+      <w:lvlJc w:val="left"/>
+      <w:pPr>
+        <w:ind w:left="4680" w:hanging="360"/>
+      </w:pPr>
+      <w:rPr>
+        <w:rFonts w:ascii="Wingdings" w:hAnsi="Wingdings" w:hint="default"/>
+      </w:rPr>
+    </w:lvl>
+    <w:lvl w:ilvl="6" w:tplc="04160001" w:tentative="1">
+      <w:start w:val="1"/>
+      <w:numFmt w:val="bullet"/>
+      <w:lvlText w:val=""/>
+      <w:lvlJc w:val="left"/>
+      <w:pPr>
+        <w:ind w:left="5400" w:hanging="360"/>
+      </w:pPr>
+      <w:rPr>
+        <w:rFonts w:ascii="Symbol" w:hAnsi="Symbol" w:hint="default"/>
+      </w:rPr>
+    </w:lvl>
+    <w:lvl w:ilvl="7" w:tplc="04160003" w:tentative="1">
+      <w:start w:val="1"/>
+      <w:numFmt w:val="bullet"/>
+      <w:lvlText w:val="o"/>
+      <w:lvlJc w:val="left"/>
+      <w:pPr>
+        <w:ind w:left="6120" w:hanging="360"/>
+      </w:pPr>
+      <w:rPr>
+        <w:rFonts w:ascii="Courier New" w:hAnsi="Courier New" w:cs="Courier New" w:hint="default"/>
+      </w:rPr>
+    </w:lvl>
+    <w:lvl w:ilvl="8" w:tplc="04160005" w:tentative="1">
+      <w:start w:val="1"/>
+      <w:numFmt w:val="bullet"/>
+      <w:lvlText w:val=""/>
+      <w:lvlJc w:val="left"/>
+      <w:pPr>
+        <w:ind w:left="6840" w:hanging="360"/>
+      </w:pPr>
+      <w:rPr>
+        <w:rFonts w:ascii="Wingdings" w:hAnsi="Wingdings" w:hint="default"/>
+      </w:rPr>
+    </w:lvl>
+  </w:abstractNum>
+  <w:abstractNum w:abstractNumId="22" w15:restartNumberingAfterBreak="0">
     <w:nsid w:val="58B55C89"/>
     <w:multiLevelType w:val="hybridMultilevel"/>
     <w:tmpl w:val="87904282"/>
@@ -3495,7 +5108,7 @@
       </w:rPr>
     </w:lvl>
   </w:abstractNum>
-  <w:abstractNum w:abstractNumId="16" w15:restartNumberingAfterBreak="0">
+  <w:abstractNum w:abstractNumId="23" w15:restartNumberingAfterBreak="0">
     <w:nsid w:val="63DA6632"/>
     <w:multiLevelType w:val="hybridMultilevel"/>
     <w:tmpl w:val="B718C85A"/>
@@ -3608,7 +5221,7 @@
       </w:rPr>
     </w:lvl>
   </w:abstractNum>
-  <w:abstractNum w:abstractNumId="17" w15:restartNumberingAfterBreak="0">
+  <w:abstractNum w:abstractNumId="24" w15:restartNumberingAfterBreak="0">
     <w:nsid w:val="64555BC7"/>
     <w:multiLevelType w:val="hybridMultilevel"/>
     <w:tmpl w:val="3F94845A"/>
@@ -3721,7 +5334,7 @@
       </w:rPr>
     </w:lvl>
   </w:abstractNum>
-  <w:abstractNum w:abstractNumId="18" w15:restartNumberingAfterBreak="0">
+  <w:abstractNum w:abstractNumId="25" w15:restartNumberingAfterBreak="0">
     <w:nsid w:val="6B306754"/>
     <w:multiLevelType w:val="hybridMultilevel"/>
     <w:tmpl w:val="A238E5BE"/>
@@ -3834,7 +5447,7 @@
       </w:rPr>
     </w:lvl>
   </w:abstractNum>
-  <w:abstractNum w:abstractNumId="19" w15:restartNumberingAfterBreak="0">
+  <w:abstractNum w:abstractNumId="26" w15:restartNumberingAfterBreak="0">
     <w:nsid w:val="6D75620F"/>
     <w:multiLevelType w:val="hybridMultilevel"/>
     <w:tmpl w:val="6ECA93D4"/>
@@ -3947,7 +5560,120 @@
       </w:rPr>
     </w:lvl>
   </w:abstractNum>
-  <w:abstractNum w:abstractNumId="20" w15:restartNumberingAfterBreak="0">
+  <w:abstractNum w:abstractNumId="27" w15:restartNumberingAfterBreak="0">
+    <w:nsid w:val="72975B53"/>
+    <w:multiLevelType w:val="hybridMultilevel"/>
+    <w:tmpl w:val="9318A8AA"/>
+    <w:lvl w:ilvl="0" w:tplc="04160001">
+      <w:start w:val="1"/>
+      <w:numFmt w:val="bullet"/>
+      <w:lvlText w:val=""/>
+      <w:lvlJc w:val="left"/>
+      <w:pPr>
+        <w:ind w:left="720" w:hanging="360"/>
+      </w:pPr>
+      <w:rPr>
+        <w:rFonts w:ascii="Symbol" w:hAnsi="Symbol" w:hint="default"/>
+      </w:rPr>
+    </w:lvl>
+    <w:lvl w:ilvl="1" w:tplc="04160003" w:tentative="1">
+      <w:start w:val="1"/>
+      <w:numFmt w:val="bullet"/>
+      <w:lvlText w:val="o"/>
+      <w:lvlJc w:val="left"/>
+      <w:pPr>
+        <w:ind w:left="1440" w:hanging="360"/>
+      </w:pPr>
+      <w:rPr>
+        <w:rFonts w:ascii="Courier New" w:hAnsi="Courier New" w:cs="Courier New" w:hint="default"/>
+      </w:rPr>
+    </w:lvl>
+    <w:lvl w:ilvl="2" w:tplc="04160005" w:tentative="1">
+      <w:start w:val="1"/>
+      <w:numFmt w:val="bullet"/>
+      <w:lvlText w:val=""/>
+      <w:lvlJc w:val="left"/>
+      <w:pPr>
+        <w:ind w:left="2160" w:hanging="360"/>
+      </w:pPr>
+      <w:rPr>
+        <w:rFonts w:ascii="Wingdings" w:hAnsi="Wingdings" w:hint="default"/>
+      </w:rPr>
+    </w:lvl>
+    <w:lvl w:ilvl="3" w:tplc="04160001" w:tentative="1">
+      <w:start w:val="1"/>
+      <w:numFmt w:val="bullet"/>
+      <w:lvlText w:val=""/>
+      <w:lvlJc w:val="left"/>
+      <w:pPr>
+        <w:ind w:left="2880" w:hanging="360"/>
+      </w:pPr>
+      <w:rPr>
+        <w:rFonts w:ascii="Symbol" w:hAnsi="Symbol" w:hint="default"/>
+      </w:rPr>
+    </w:lvl>
+    <w:lvl w:ilvl="4" w:tplc="04160003" w:tentative="1">
+      <w:start w:val="1"/>
+      <w:numFmt w:val="bullet"/>
+      <w:lvlText w:val="o"/>
+      <w:lvlJc w:val="left"/>
+      <w:pPr>
+        <w:ind w:left="3600" w:hanging="360"/>
+      </w:pPr>
+      <w:rPr>
+        <w:rFonts w:ascii="Courier New" w:hAnsi="Courier New" w:cs="Courier New" w:hint="default"/>
+      </w:rPr>
+    </w:lvl>
+    <w:lvl w:ilvl="5" w:tplc="04160005" w:tentative="1">
+      <w:start w:val="1"/>
+      <w:numFmt w:val="bullet"/>
+      <w:lvlText w:val=""/>
+      <w:lvlJc w:val="left"/>
+      <w:pPr>
+        <w:ind w:left="4320" w:hanging="360"/>
+      </w:pPr>
+      <w:rPr>
+        <w:rFonts w:ascii="Wingdings" w:hAnsi="Wingdings" w:hint="default"/>
+      </w:rPr>
+    </w:lvl>
+    <w:lvl w:ilvl="6" w:tplc="04160001" w:tentative="1">
+      <w:start w:val="1"/>
+      <w:numFmt w:val="bullet"/>
+      <w:lvlText w:val=""/>
+      <w:lvlJc w:val="left"/>
+      <w:pPr>
+        <w:ind w:left="5040" w:hanging="360"/>
+      </w:pPr>
+      <w:rPr>
+        <w:rFonts w:ascii="Symbol" w:hAnsi="Symbol" w:hint="default"/>
+      </w:rPr>
+    </w:lvl>
+    <w:lvl w:ilvl="7" w:tplc="04160003" w:tentative="1">
+      <w:start w:val="1"/>
+      <w:numFmt w:val="bullet"/>
+      <w:lvlText w:val="o"/>
+      <w:lvlJc w:val="left"/>
+      <w:pPr>
+        <w:ind w:left="5760" w:hanging="360"/>
+      </w:pPr>
+      <w:rPr>
+        <w:rFonts w:ascii="Courier New" w:hAnsi="Courier New" w:cs="Courier New" w:hint="default"/>
+      </w:rPr>
+    </w:lvl>
+    <w:lvl w:ilvl="8" w:tplc="04160005" w:tentative="1">
+      <w:start w:val="1"/>
+      <w:numFmt w:val="bullet"/>
+      <w:lvlText w:val=""/>
+      <w:lvlJc w:val="left"/>
+      <w:pPr>
+        <w:ind w:left="6480" w:hanging="360"/>
+      </w:pPr>
+      <w:rPr>
+        <w:rFonts w:ascii="Wingdings" w:hAnsi="Wingdings" w:hint="default"/>
+      </w:rPr>
+    </w:lvl>
+  </w:abstractNum>
+  <w:abstractNum w:abstractNumId="28" w15:restartNumberingAfterBreak="0">
     <w:nsid w:val="768474C4"/>
     <w:multiLevelType w:val="hybridMultilevel"/>
     <w:tmpl w:val="BB1A4BDC"/>
@@ -4060,7 +5786,233 @@
       </w:rPr>
     </w:lvl>
   </w:abstractNum>
-  <w:abstractNum w:abstractNumId="21" w15:restartNumberingAfterBreak="0">
+  <w:abstractNum w:abstractNumId="29" w15:restartNumberingAfterBreak="0">
+    <w:nsid w:val="768E7675"/>
+    <w:multiLevelType w:val="hybridMultilevel"/>
+    <w:tmpl w:val="8A56A944"/>
+    <w:lvl w:ilvl="0" w:tplc="04160001">
+      <w:start w:val="1"/>
+      <w:numFmt w:val="bullet"/>
+      <w:lvlText w:val=""/>
+      <w:lvlJc w:val="left"/>
+      <w:pPr>
+        <w:ind w:left="720" w:hanging="360"/>
+      </w:pPr>
+      <w:rPr>
+        <w:rFonts w:ascii="Symbol" w:hAnsi="Symbol" w:hint="default"/>
+      </w:rPr>
+    </w:lvl>
+    <w:lvl w:ilvl="1" w:tplc="04160003" w:tentative="1">
+      <w:start w:val="1"/>
+      <w:numFmt w:val="bullet"/>
+      <w:lvlText w:val="o"/>
+      <w:lvlJc w:val="left"/>
+      <w:pPr>
+        <w:ind w:left="1440" w:hanging="360"/>
+      </w:pPr>
+      <w:rPr>
+        <w:rFonts w:ascii="Courier New" w:hAnsi="Courier New" w:cs="Courier New" w:hint="default"/>
+      </w:rPr>
+    </w:lvl>
+    <w:lvl w:ilvl="2" w:tplc="04160005" w:tentative="1">
+      <w:start w:val="1"/>
+      <w:numFmt w:val="bullet"/>
+      <w:lvlText w:val=""/>
+      <w:lvlJc w:val="left"/>
+      <w:pPr>
+        <w:ind w:left="2160" w:hanging="360"/>
+      </w:pPr>
+      <w:rPr>
+        <w:rFonts w:ascii="Wingdings" w:hAnsi="Wingdings" w:hint="default"/>
+      </w:rPr>
+    </w:lvl>
+    <w:lvl w:ilvl="3" w:tplc="04160001" w:tentative="1">
+      <w:start w:val="1"/>
+      <w:numFmt w:val="bullet"/>
+      <w:lvlText w:val=""/>
+      <w:lvlJc w:val="left"/>
+      <w:pPr>
+        <w:ind w:left="2880" w:hanging="360"/>
+      </w:pPr>
+      <w:rPr>
+        <w:rFonts w:ascii="Symbol" w:hAnsi="Symbol" w:hint="default"/>
+      </w:rPr>
+    </w:lvl>
+    <w:lvl w:ilvl="4" w:tplc="04160003" w:tentative="1">
+      <w:start w:val="1"/>
+      <w:numFmt w:val="bullet"/>
+      <w:lvlText w:val="o"/>
+      <w:lvlJc w:val="left"/>
+      <w:pPr>
+        <w:ind w:left="3600" w:hanging="360"/>
+      </w:pPr>
+      <w:rPr>
+        <w:rFonts w:ascii="Courier New" w:hAnsi="Courier New" w:cs="Courier New" w:hint="default"/>
+      </w:rPr>
+    </w:lvl>
+    <w:lvl w:ilvl="5" w:tplc="04160005" w:tentative="1">
+      <w:start w:val="1"/>
+      <w:numFmt w:val="bullet"/>
+      <w:lvlText w:val=""/>
+      <w:lvlJc w:val="left"/>
+      <w:pPr>
+        <w:ind w:left="4320" w:hanging="360"/>
+      </w:pPr>
+      <w:rPr>
+        <w:rFonts w:ascii="Wingdings" w:hAnsi="Wingdings" w:hint="default"/>
+      </w:rPr>
+    </w:lvl>
+    <w:lvl w:ilvl="6" w:tplc="04160001" w:tentative="1">
+      <w:start w:val="1"/>
+      <w:numFmt w:val="bullet"/>
+      <w:lvlText w:val=""/>
+      <w:lvlJc w:val="left"/>
+      <w:pPr>
+        <w:ind w:left="5040" w:hanging="360"/>
+      </w:pPr>
+      <w:rPr>
+        <w:rFonts w:ascii="Symbol" w:hAnsi="Symbol" w:hint="default"/>
+      </w:rPr>
+    </w:lvl>
+    <w:lvl w:ilvl="7" w:tplc="04160003" w:tentative="1">
+      <w:start w:val="1"/>
+      <w:numFmt w:val="bullet"/>
+      <w:lvlText w:val="o"/>
+      <w:lvlJc w:val="left"/>
+      <w:pPr>
+        <w:ind w:left="5760" w:hanging="360"/>
+      </w:pPr>
+      <w:rPr>
+        <w:rFonts w:ascii="Courier New" w:hAnsi="Courier New" w:cs="Courier New" w:hint="default"/>
+      </w:rPr>
+    </w:lvl>
+    <w:lvl w:ilvl="8" w:tplc="04160005" w:tentative="1">
+      <w:start w:val="1"/>
+      <w:numFmt w:val="bullet"/>
+      <w:lvlText w:val=""/>
+      <w:lvlJc w:val="left"/>
+      <w:pPr>
+        <w:ind w:left="6480" w:hanging="360"/>
+      </w:pPr>
+      <w:rPr>
+        <w:rFonts w:ascii="Wingdings" w:hAnsi="Wingdings" w:hint="default"/>
+      </w:rPr>
+    </w:lvl>
+  </w:abstractNum>
+  <w:abstractNum w:abstractNumId="30" w15:restartNumberingAfterBreak="0">
+    <w:nsid w:val="78C026DE"/>
+    <w:multiLevelType w:val="hybridMultilevel"/>
+    <w:tmpl w:val="72C43310"/>
+    <w:lvl w:ilvl="0" w:tplc="04160001">
+      <w:start w:val="1"/>
+      <w:numFmt w:val="bullet"/>
+      <w:lvlText w:val=""/>
+      <w:lvlJc w:val="left"/>
+      <w:pPr>
+        <w:ind w:left="720" w:hanging="360"/>
+      </w:pPr>
+      <w:rPr>
+        <w:rFonts w:ascii="Symbol" w:hAnsi="Symbol" w:hint="default"/>
+      </w:rPr>
+    </w:lvl>
+    <w:lvl w:ilvl="1" w:tplc="04160003" w:tentative="1">
+      <w:start w:val="1"/>
+      <w:numFmt w:val="bullet"/>
+      <w:lvlText w:val="o"/>
+      <w:lvlJc w:val="left"/>
+      <w:pPr>
+        <w:ind w:left="1440" w:hanging="360"/>
+      </w:pPr>
+      <w:rPr>
+        <w:rFonts w:ascii="Courier New" w:hAnsi="Courier New" w:cs="Courier New" w:hint="default"/>
+      </w:rPr>
+    </w:lvl>
+    <w:lvl w:ilvl="2" w:tplc="04160005" w:tentative="1">
+      <w:start w:val="1"/>
+      <w:numFmt w:val="bullet"/>
+      <w:lvlText w:val=""/>
+      <w:lvlJc w:val="left"/>
+      <w:pPr>
+        <w:ind w:left="2160" w:hanging="360"/>
+      </w:pPr>
+      <w:rPr>
+        <w:rFonts w:ascii="Wingdings" w:hAnsi="Wingdings" w:hint="default"/>
+      </w:rPr>
+    </w:lvl>
+    <w:lvl w:ilvl="3" w:tplc="04160001" w:tentative="1">
+      <w:start w:val="1"/>
+      <w:numFmt w:val="bullet"/>
+      <w:lvlText w:val=""/>
+      <w:lvlJc w:val="left"/>
+      <w:pPr>
+        <w:ind w:left="2880" w:hanging="360"/>
+      </w:pPr>
+      <w:rPr>
+        <w:rFonts w:ascii="Symbol" w:hAnsi="Symbol" w:hint="default"/>
+      </w:rPr>
+    </w:lvl>
+    <w:lvl w:ilvl="4" w:tplc="04160003" w:tentative="1">
+      <w:start w:val="1"/>
+      <w:numFmt w:val="bullet"/>
+      <w:lvlText w:val="o"/>
+      <w:lvlJc w:val="left"/>
+      <w:pPr>
+        <w:ind w:left="3600" w:hanging="360"/>
+      </w:pPr>
+      <w:rPr>
+        <w:rFonts w:ascii="Courier New" w:hAnsi="Courier New" w:cs="Courier New" w:hint="default"/>
+      </w:rPr>
+    </w:lvl>
+    <w:lvl w:ilvl="5" w:tplc="04160005" w:tentative="1">
+      <w:start w:val="1"/>
+      <w:numFmt w:val="bullet"/>
+      <w:lvlText w:val=""/>
+      <w:lvlJc w:val="left"/>
+      <w:pPr>
+        <w:ind w:left="4320" w:hanging="360"/>
+      </w:pPr>
+      <w:rPr>
+        <w:rFonts w:ascii="Wingdings" w:hAnsi="Wingdings" w:hint="default"/>
+      </w:rPr>
+    </w:lvl>
+    <w:lvl w:ilvl="6" w:tplc="04160001" w:tentative="1">
+      <w:start w:val="1"/>
+      <w:numFmt w:val="bullet"/>
+      <w:lvlText w:val=""/>
+      <w:lvlJc w:val="left"/>
+      <w:pPr>
+        <w:ind w:left="5040" w:hanging="360"/>
+      </w:pPr>
+      <w:rPr>
+        <w:rFonts w:ascii="Symbol" w:hAnsi="Symbol" w:hint="default"/>
+      </w:rPr>
+    </w:lvl>
+    <w:lvl w:ilvl="7" w:tplc="04160003" w:tentative="1">
+      <w:start w:val="1"/>
+      <w:numFmt w:val="bullet"/>
+      <w:lvlText w:val="o"/>
+      <w:lvlJc w:val="left"/>
+      <w:pPr>
+        <w:ind w:left="5760" w:hanging="360"/>
+      </w:pPr>
+      <w:rPr>
+        <w:rFonts w:ascii="Courier New" w:hAnsi="Courier New" w:cs="Courier New" w:hint="default"/>
+      </w:rPr>
+    </w:lvl>
+    <w:lvl w:ilvl="8" w:tplc="04160005" w:tentative="1">
+      <w:start w:val="1"/>
+      <w:numFmt w:val="bullet"/>
+      <w:lvlText w:val=""/>
+      <w:lvlJc w:val="left"/>
+      <w:pPr>
+        <w:ind w:left="6480" w:hanging="360"/>
+      </w:pPr>
+      <w:rPr>
+        <w:rFonts w:ascii="Wingdings" w:hAnsi="Wingdings" w:hint="default"/>
+      </w:rPr>
+    </w:lvl>
+  </w:abstractNum>
+  <w:abstractNum w:abstractNumId="31" w15:restartNumberingAfterBreak="0">
     <w:nsid w:val="7C2A3A80"/>
     <w:multiLevelType w:val="hybridMultilevel"/>
     <w:tmpl w:val="026EB2FA"/>
@@ -4173,7 +6125,7 @@
       </w:rPr>
     </w:lvl>
   </w:abstractNum>
-  <w:abstractNum w:abstractNumId="22" w15:restartNumberingAfterBreak="0">
+  <w:abstractNum w:abstractNumId="32" w15:restartNumberingAfterBreak="0">
     <w:nsid w:val="7F0E1009"/>
     <w:multiLevelType w:val="hybridMultilevel"/>
     <w:tmpl w:val="B7CA6614"/>
@@ -4287,73 +6239,103 @@
     </w:lvl>
   </w:abstractNum>
   <w:num w:numId="1" w16cid:durableId="2132625885">
+    <w:abstractNumId w:val="26"/>
+  </w:num>
+  <w:num w:numId="2" w16cid:durableId="1718775483">
     <w:abstractNumId w:val="19"/>
   </w:num>
-  <w:num w:numId="2" w16cid:durableId="1718775483">
-    <w:abstractNumId w:val="14"/>
-  </w:num>
   <w:num w:numId="3" w16cid:durableId="1179925963">
-    <w:abstractNumId w:val="17"/>
+    <w:abstractNumId w:val="24"/>
   </w:num>
   <w:num w:numId="4" w16cid:durableId="84764774">
-    <w:abstractNumId w:val="11"/>
+    <w:abstractNumId w:val="16"/>
   </w:num>
   <w:num w:numId="5" w16cid:durableId="1187716377">
     <w:abstractNumId w:val="1"/>
   </w:num>
   <w:num w:numId="6" w16cid:durableId="530192551">
-    <w:abstractNumId w:val="22"/>
+    <w:abstractNumId w:val="32"/>
   </w:num>
   <w:num w:numId="7" w16cid:durableId="1715545824">
-    <w:abstractNumId w:val="4"/>
+    <w:abstractNumId w:val="7"/>
   </w:num>
   <w:num w:numId="8" w16cid:durableId="1873304958">
     <w:abstractNumId w:val="0"/>
   </w:num>
   <w:num w:numId="9" w16cid:durableId="1027833052">
+    <w:abstractNumId w:val="18"/>
+  </w:num>
+  <w:num w:numId="10" w16cid:durableId="76825684">
+    <w:abstractNumId w:val="31"/>
+  </w:num>
+  <w:num w:numId="11" w16cid:durableId="1241721043">
+    <w:abstractNumId w:val="17"/>
+  </w:num>
+  <w:num w:numId="12" w16cid:durableId="1967003687">
     <w:abstractNumId w:val="13"/>
   </w:num>
-  <w:num w:numId="10" w16cid:durableId="76825684">
+  <w:num w:numId="13" w16cid:durableId="1285386812">
+    <w:abstractNumId w:val="10"/>
+  </w:num>
+  <w:num w:numId="14" w16cid:durableId="497964127">
+    <w:abstractNumId w:val="3"/>
+  </w:num>
+  <w:num w:numId="15" w16cid:durableId="1302003782">
+    <w:abstractNumId w:val="9"/>
+  </w:num>
+  <w:num w:numId="16" w16cid:durableId="1192957797">
+    <w:abstractNumId w:val="12"/>
+  </w:num>
+  <w:num w:numId="17" w16cid:durableId="454103191">
+    <w:abstractNumId w:val="8"/>
+  </w:num>
+  <w:num w:numId="18" w16cid:durableId="1185899055">
+    <w:abstractNumId w:val="28"/>
+  </w:num>
+  <w:num w:numId="19" w16cid:durableId="1866869931">
+    <w:abstractNumId w:val="15"/>
+  </w:num>
+  <w:num w:numId="20" w16cid:durableId="273560189">
+    <w:abstractNumId w:val="6"/>
+  </w:num>
+  <w:num w:numId="21" w16cid:durableId="167062549">
+    <w:abstractNumId w:val="23"/>
+  </w:num>
+  <w:num w:numId="22" w16cid:durableId="236482973">
+    <w:abstractNumId w:val="22"/>
+  </w:num>
+  <w:num w:numId="23" w16cid:durableId="261233157">
+    <w:abstractNumId w:val="25"/>
+  </w:num>
+  <w:num w:numId="24" w16cid:durableId="1123619600">
+    <w:abstractNumId w:val="4"/>
+  </w:num>
+  <w:num w:numId="25" w16cid:durableId="2049062136">
+    <w:abstractNumId w:val="14"/>
+  </w:num>
+  <w:num w:numId="26" w16cid:durableId="745297492">
+    <w:abstractNumId w:val="5"/>
+  </w:num>
+  <w:num w:numId="27" w16cid:durableId="652491839">
+    <w:abstractNumId w:val="30"/>
+  </w:num>
+  <w:num w:numId="28" w16cid:durableId="682895781">
     <w:abstractNumId w:val="21"/>
   </w:num>
-  <w:num w:numId="11" w16cid:durableId="1241721043">
-    <w:abstractNumId w:val="12"/>
+  <w:num w:numId="29" w16cid:durableId="1795516492">
+    <w:abstractNumId w:val="29"/>
   </w:num>
-  <w:num w:numId="12" w16cid:durableId="1967003687">
-    <w:abstractNumId w:val="9"/>
-  </w:num>
-  <w:num w:numId="13" w16cid:durableId="1285386812">
-    <w:abstractNumId w:val="7"/>
-  </w:num>
-  <w:num w:numId="14" w16cid:durableId="497964127">
+  <w:num w:numId="30" w16cid:durableId="1070231152">
     <w:abstractNumId w:val="2"/>
   </w:num>
-  <w:num w:numId="15" w16cid:durableId="1302003782">
-    <w:abstractNumId w:val="6"/>
-  </w:num>
-  <w:num w:numId="16" w16cid:durableId="1192957797">
-    <w:abstractNumId w:val="8"/>
-  </w:num>
-  <w:num w:numId="17" w16cid:durableId="454103191">
-    <w:abstractNumId w:val="5"/>
-  </w:num>
-  <w:num w:numId="18" w16cid:durableId="1185899055">
+  <w:num w:numId="31" w16cid:durableId="861018245">
     <w:abstractNumId w:val="20"/>
   </w:num>
-  <w:num w:numId="19" w16cid:durableId="1866869931">
-    <w:abstractNumId w:val="10"/>
+  <w:num w:numId="32" w16cid:durableId="1952778361">
+    <w:abstractNumId w:val="11"/>
   </w:num>
-  <w:num w:numId="20" w16cid:durableId="273560189">
-    <w:abstractNumId w:val="3"/>
-  </w:num>
-  <w:num w:numId="21" w16cid:durableId="167062549">
-    <w:abstractNumId w:val="16"/>
-  </w:num>
-  <w:num w:numId="22" w16cid:durableId="236482973">
-    <w:abstractNumId w:val="15"/>
-  </w:num>
-  <w:num w:numId="23" w16cid:durableId="261233157">
-    <w:abstractNumId w:val="18"/>
+  <w:num w:numId="33" w16cid:durableId="98568925">
+    <w:abstractNumId w:val="27"/>
   </w:num>
 </w:numbering>
 </file>
@@ -4961,6 +6943,7 @@
   <w:style w:type="character" w:default="1" w:styleId="Fontepargpadro">
     <w:name w:val="Default Paragraph Font"/>
     <w:uiPriority w:val="1"/>
+    <w:semiHidden/>
     <w:unhideWhenUsed/>
   </w:style>
   <w:style w:type="table" w:default="1" w:styleId="Tabelanormal">
@@ -5272,6 +7255,23 @@
       <w:smallCaps/>
       <w:color w:val="0F4761" w:themeColor="accent1" w:themeShade="BF"/>
       <w:spacing w:val="5"/>
+    </w:rPr>
+  </w:style>
+  <w:style w:type="paragraph" w:styleId="NormalWeb">
+    <w:name w:val="Normal (Web)"/>
+    <w:basedOn w:val="Normal"/>
+    <w:uiPriority w:val="99"/>
+    <w:semiHidden/>
+    <w:unhideWhenUsed/>
+    <w:rsid w:val="007B12DE"/>
+    <w:pPr>
+      <w:spacing w:before="100" w:beforeAutospacing="1" w:after="100" w:afterAutospacing="1" w:line="240" w:lineRule="auto"/>
+    </w:pPr>
+    <w:rPr>
+      <w:rFonts w:ascii="Times New Roman" w:eastAsia="Times New Roman" w:hAnsi="Times New Roman" w:cs="Times New Roman"/>
+      <w:kern w:val="0"/>
+      <w:lang w:eastAsia="pt-BR"/>
+      <w14:ligatures w14:val="none"/>
     </w:rPr>
   </w:style>
 </w:styles>
